--- a/docx/07-ospf/boletin-U07-avanzado-resuelto.docx
+++ b/docx/07-ospf/boletin-U07-avanzado-resuelto.docx
@@ -15,6 +15,9 @@
             <w:pStyle w:val="TOCHeading"/>
           </w:pPr>
           <w:r>
+            <w:rPr>
+              <w:lang w:val="es-ES"/>
+            </w:rPr>
             <w:t xml:space="preserve">Table of Contents</w:t>
           </w:r>
         </w:p>
@@ -34,6 +37,9 @@
         <w:pStyle w:val="Heading1"/>
       </w:pPr>
       <w:r>
+        <w:rPr>
+          <w:lang w:val="es-ES"/>
+        </w:rPr>
         <w:t xml:space="preserve">Boletín UD7 — Avanzado (Resuelto)</w:t>
       </w:r>
     </w:p>
@@ -44,6 +50,9 @@
         <w:pStyle w:val="Heading1"/>
       </w:pPr>
       <w:r>
+        <w:rPr>
+          <w:lang w:val="es-ES"/>
+        </w:rPr>
         <w:t xml:space="preserve">✅ Boletín UD7 — Avanzado (Resuelto)</w:t>
       </w:r>
     </w:p>
@@ -60,6 +69,9 @@
         <w:pStyle w:val="Heading2"/>
       </w:pPr>
       <w:r>
+        <w:rPr>
+          <w:lang w:val="es-ES"/>
+        </w:rPr>
         <w:t xml:space="preserve">1. Configuración OSPF multiárea</w:t>
       </w:r>
     </w:p>
@@ -71,6 +83,7 @@
         <w:rPr>
           <w:b/>
           <w:bCs/>
+          <w:lang w:val="es-ES"/>
         </w:rPr>
         <w:t xml:space="preserve">R1:</w:t>
       </w:r>
@@ -328,6 +341,7 @@
         <w:rPr>
           <w:b/>
           <w:bCs/>
+          <w:lang w:val="es-ES"/>
         </w:rPr>
         <w:t xml:space="preserve">R2 (ABR):</w:t>
       </w:r>
@@ -528,6 +542,7 @@
         <w:rPr>
           <w:b/>
           <w:bCs/>
+          <w:lang w:val="es-ES"/>
         </w:rPr>
         <w:t xml:space="preserve">R3:</w:t>
       </w:r>
@@ -727,6 +742,9 @@
         <w:pStyle w:val="Heading2"/>
       </w:pPr>
       <w:r>
+        <w:rPr>
+          <w:lang w:val="es-ES"/>
+        </w:rPr>
         <w:t xml:space="preserve">2. Diagnóstico OSPF</w:t>
       </w:r>
     </w:p>
@@ -741,13 +759,20 @@
         <w:rPr>
           <w:b/>
           <w:bCs/>
+          <w:lang w:val="es-ES"/>
         </w:rPr>
         <w:t xml:space="preserve">FULL/DR:</w:t>
       </w:r>
       <w:r>
-        <w:t xml:space="preserve"> </w:t>
-      </w:r>
-      <w:r>
+        <w:rPr>
+          <w:lang w:val="es-ES"/>
+        </w:rPr>
+        <w:t xml:space="preserve"> </w:t>
+      </w:r>
+      <w:r>
+        <w:rPr>
+          <w:lang w:val="es-ES"/>
+        </w:rPr>
         <w:t xml:space="preserve">El vecino 3.3.3.3 es el DR y la adyacencia está completa (FULL). Es normal en Ethernet.</w:t>
       </w:r>
     </w:p>
@@ -762,13 +787,20 @@
         <w:rPr>
           <w:b/>
           <w:bCs/>
+          <w:lang w:val="es-ES"/>
         </w:rPr>
         <w:t xml:space="preserve">2WAY/DROTHER:</w:t>
       </w:r>
       <w:r>
-        <w:t xml:space="preserve"> </w:t>
-      </w:r>
-      <w:r>
+        <w:rPr>
+          <w:lang w:val="es-ES"/>
+        </w:rPr>
+        <w:t xml:space="preserve"> </w:t>
+      </w:r>
+      <w:r>
+        <w:rPr>
+          <w:lang w:val="es-ES"/>
+        </w:rPr>
         <w:t xml:space="preserve">El vecino 4.4.4.4 no es DR ni BDR (DROTHER). La adyacencia está en 2WAY, que es el estado normal entre DROTHERS (no intercambian LSAs directamente, solo con el DR).</w:t>
       </w:r>
     </w:p>
@@ -783,13 +815,20 @@
         <w:rPr>
           <w:b/>
           <w:bCs/>
+          <w:lang w:val="es-ES"/>
         </w:rPr>
         <w:t xml:space="preserve">Porque no es necesario.</w:t>
       </w:r>
       <w:r>
-        <w:t xml:space="preserve"> </w:t>
-      </w:r>
-      <w:r>
+        <w:rPr>
+          <w:lang w:val="es-ES"/>
+        </w:rPr>
+        <w:t xml:space="preserve"> </w:t>
+      </w:r>
+      <w:r>
+        <w:rPr>
+          <w:lang w:val="es-ES"/>
+        </w:rPr>
         <w:t xml:space="preserve">En redes multiacceso, los DROTHERS solo forman adyacencia FULL con el DR y BDR. Entre DROTHERS se quedan en 2WAY.</w:t>
       </w:r>
     </w:p>
@@ -804,13 +843,20 @@
         <w:rPr>
           <w:b/>
           <w:bCs/>
+          <w:lang w:val="es-ES"/>
         </w:rPr>
         <w:t xml:space="preserve">No se ve directamente.</w:t>
       </w:r>
       <w:r>
-        <w:t xml:space="preserve"> </w:t>
-      </w:r>
-      <w:r>
+        <w:rPr>
+          <w:lang w:val="es-ES"/>
+        </w:rPr>
+        <w:t xml:space="preserve"> </w:t>
+      </w:r>
+      <w:r>
+        <w:rPr>
+          <w:lang w:val="es-ES"/>
+        </w:rPr>
         <w:t xml:space="preserve">Pero por contexto, si este router tiene vecinos en G0/0 y G0/1, su Router ID podría ser otro (el más alto de sus loopbacks o interfaces físicas).</w:t>
       </w:r>
     </w:p>
@@ -821,6 +867,9 @@
         <w:pStyle w:val="Heading2"/>
       </w:pPr>
       <w:r>
+        <w:rPr>
+          <w:lang w:val="es-ES"/>
+        </w:rPr>
         <w:t xml:space="preserve">3. Redistribución OSPF</w:t>
       </w:r>
     </w:p>
@@ -834,13 +883,20 @@
       <w:r>
         <w:rPr>
           <w:rStyle w:val="VerbatimChar"/>
+          <w:lang w:val="es-ES"/>
         </w:rPr>
         <w:t xml:space="preserve">redistribute static subnets</w:t>
       </w:r>
       <w:r>
-        <w:t xml:space="preserve"> </w:t>
-      </w:r>
-      <w:r>
+        <w:rPr>
+          <w:lang w:val="es-ES"/>
+        </w:rPr>
+        <w:t xml:space="preserve"> </w:t>
+      </w:r>
+      <w:r>
+        <w:rPr>
+          <w:lang w:val="es-ES"/>
+        </w:rPr>
         <w:t xml:space="preserve">inyecta las rutas estáticas configuradas en el router al proceso OSPF, para que otros routers OSPF aprendan esas rutas.</w:t>
       </w:r>
     </w:p>
@@ -855,13 +911,20 @@
         <w:rPr>
           <w:b/>
           <w:bCs/>
+          <w:lang w:val="es-ES"/>
         </w:rPr>
         <w:t xml:space="preserve">Dos rutas:</w:t>
       </w:r>
       <w:r>
-        <w:t xml:space="preserve"> </w:t>
-      </w:r>
-      <w:r>
+        <w:rPr>
+          <w:lang w:val="es-ES"/>
+        </w:rPr>
+        <w:t xml:space="preserve"> </w:t>
+      </w:r>
+      <w:r>
+        <w:rPr>
+          <w:lang w:val="es-ES"/>
+        </w:rPr>
         <w:t xml:space="preserve">la ruta por defecto (0.0.0.0/0) y la ruta estática 10.100.0.0/16.</w:t>
       </w:r>
     </w:p>
@@ -876,28 +939,45 @@
         <w:rPr>
           <w:b/>
           <w:bCs/>
+          <w:lang w:val="es-ES"/>
         </w:rPr>
         <w:t xml:space="preserve">Sí.</w:t>
       </w:r>
       <w:r>
-        <w:t xml:space="preserve"> </w:t>
-      </w:r>
-      <w:r>
+        <w:rPr>
+          <w:lang w:val="es-ES"/>
+        </w:rPr>
+        <w:t xml:space="preserve"> </w:t>
+      </w:r>
+      <w:r>
+        <w:rPr>
+          <w:lang w:val="es-ES"/>
+        </w:rPr>
         <w:t xml:space="preserve">La redistribución +</w:t>
       </w:r>
       <w:r>
+        <w:rPr>
+          <w:lang w:val="es-ES"/>
+        </w:rPr>
         <w:t xml:space="preserve"> </w:t>
       </w:r>
       <w:r>
         <w:rPr>
           <w:rStyle w:val="VerbatimChar"/>
+          <w:lang w:val="es-ES"/>
         </w:rPr>
         <w:t xml:space="preserve">default-information originate</w:t>
       </w:r>
       <w:r>
-        <w:t xml:space="preserve"> </w:t>
-      </w:r>
-      <w:r>
+        <w:rPr>
+          <w:lang w:val="es-ES"/>
+        </w:rPr>
+        <w:t xml:space="preserve"> </w:t>
+      </w:r>
+      <w:r>
+        <w:rPr>
+          <w:lang w:val="es-ES"/>
+        </w:rPr>
         <w:t xml:space="preserve">propaga ambas rutas a todos los routers OSPF en todas las áreas.</w:t>
       </w:r>
     </w:p>
@@ -908,6 +988,9 @@
         <w:pStyle w:val="Heading2"/>
       </w:pPr>
       <w:r>
+        <w:rPr>
+          <w:lang w:val="es-ES"/>
+        </w:rPr>
         <w:t xml:space="preserve">4. Cambio de coste OSPF</w:t>
       </w:r>
     </w:p>
@@ -922,68 +1005,106 @@
         <w:rPr>
           <w:b/>
           <w:bCs/>
+          <w:lang w:val="es-ES"/>
         </w:rPr>
         <w:t xml:space="preserve">Camino A</w:t>
       </w:r>
       <w:r>
-        <w:t xml:space="preserve"> </w:t>
-      </w:r>
-      <w:r>
+        <w:rPr>
+          <w:lang w:val="es-ES"/>
+        </w:rPr>
+        <w:t xml:space="preserve"> </w:t>
+      </w:r>
+      <w:r>
+        <w:rPr>
+          <w:lang w:val="es-ES"/>
+        </w:rPr>
         <w:t xml:space="preserve">(R1→R2→R3, 2 enlaces Gigabit) tiene coste</w:t>
       </w:r>
       <w:r>
-        <w:t xml:space="preserve"> </w:t>
-      </w:r>
-      <w:r>
-        <w:rPr>
-          <w:b/>
-          <w:bCs/>
+        <w:rPr>
+          <w:lang w:val="es-ES"/>
+        </w:rPr>
+        <w:t xml:space="preserve"> </w:t>
+      </w:r>
+      <w:r>
+        <w:rPr>
+          <w:b/>
+          <w:bCs/>
+          <w:lang w:val="es-ES"/>
         </w:rPr>
         <w:t xml:space="preserve">1+1 = 2</w:t>
       </w:r>
       <w:r>
+        <w:rPr>
+          <w:lang w:val="es-ES"/>
+        </w:rPr>
         <w:t xml:space="preserve">. El</w:t>
       </w:r>
       <w:r>
-        <w:t xml:space="preserve"> </w:t>
-      </w:r>
-      <w:r>
-        <w:rPr>
-          <w:b/>
-          <w:bCs/>
+        <w:rPr>
+          <w:lang w:val="es-ES"/>
+        </w:rPr>
+        <w:t xml:space="preserve"> </w:t>
+      </w:r>
+      <w:r>
+        <w:rPr>
+          <w:b/>
+          <w:bCs/>
+          <w:lang w:val="es-ES"/>
         </w:rPr>
         <w:t xml:space="preserve">Camino B</w:t>
       </w:r>
       <w:r>
-        <w:t xml:space="preserve"> </w:t>
-      </w:r>
-      <w:r>
+        <w:rPr>
+          <w:lang w:val="es-ES"/>
+        </w:rPr>
+        <w:t xml:space="preserve"> </w:t>
+      </w:r>
+      <w:r>
+        <w:rPr>
+          <w:lang w:val="es-ES"/>
+        </w:rPr>
         <w:t xml:space="preserve">(R1→R4→R5→R3, 3 enlaces FastEthernet) tiene coste</w:t>
       </w:r>
       <w:r>
-        <w:t xml:space="preserve"> </w:t>
-      </w:r>
-      <w:r>
-        <w:rPr>
-          <w:b/>
-          <w:bCs/>
+        <w:rPr>
+          <w:lang w:val="es-ES"/>
+        </w:rPr>
+        <w:t xml:space="preserve"> </w:t>
+      </w:r>
+      <w:r>
+        <w:rPr>
+          <w:b/>
+          <w:bCs/>
+          <w:lang w:val="es-ES"/>
         </w:rPr>
         <w:t xml:space="preserve">1+1+1 = 3</w:t>
       </w:r>
       <w:r>
+        <w:rPr>
+          <w:lang w:val="es-ES"/>
+        </w:rPr>
         <w:t xml:space="preserve">. OSPF elige el camino con menor coste total:</w:t>
       </w:r>
       <w:r>
-        <w:t xml:space="preserve"> </w:t>
-      </w:r>
-      <w:r>
-        <w:rPr>
-          <w:b/>
-          <w:bCs/>
+        <w:rPr>
+          <w:lang w:val="es-ES"/>
+        </w:rPr>
+        <w:t xml:space="preserve"> </w:t>
+      </w:r>
+      <w:r>
+        <w:rPr>
+          <w:b/>
+          <w:bCs/>
+          <w:lang w:val="es-ES"/>
         </w:rPr>
         <w:t xml:space="preserve">el Camino A</w:t>
       </w:r>
       <w:r>
+        <w:rPr>
+          <w:lang w:val="es-ES"/>
+        </w:rPr>
         <w:t xml:space="preserve">. el mismo coste si todos los enlaces son del mismo tipo. Si ambos tienen coste 1+1+1 vs 1+1+1+1, gana el de 3 saltos (menos coste).</w:t>
       </w:r>
     </w:p>
@@ -995,6 +1116,9 @@
         </w:numPr>
       </w:pPr>
       <w:r>
+        <w:rPr>
+          <w:lang w:val="es-ES"/>
+        </w:rPr>
         <w:t xml:space="preserve">Para forzar el Camino B, aumentar el coste en los enlaces de A:</w:t>
       </w:r>
     </w:p>
@@ -1047,28 +1171,45 @@
       <w:r>
         <w:rPr>
           <w:rStyle w:val="VerbatimChar"/>
+          <w:lang w:val="es-ES"/>
         </w:rPr>
         <w:t xml:space="preserve">show ip ospf interface</w:t>
       </w:r>
       <w:r>
-        <w:t xml:space="preserve"> </w:t>
-      </w:r>
-      <w:r>
+        <w:rPr>
+          <w:lang w:val="es-ES"/>
+        </w:rPr>
+        <w:t xml:space="preserve"> </w:t>
+      </w:r>
+      <w:r>
+        <w:rPr>
+          <w:lang w:val="es-ES"/>
+        </w:rPr>
         <w:t xml:space="preserve">o</w:t>
       </w:r>
       <w:r>
+        <w:rPr>
+          <w:lang w:val="es-ES"/>
+        </w:rPr>
         <w:t xml:space="preserve"> </w:t>
       </w:r>
       <w:r>
         <w:rPr>
           <w:rStyle w:val="VerbatimChar"/>
+          <w:lang w:val="es-ES"/>
         </w:rPr>
         <w:t xml:space="preserve">show ip route</w:t>
       </w:r>
       <w:r>
-        <w:t xml:space="preserve"> </w:t>
-      </w:r>
-      <w:r>
+        <w:rPr>
+          <w:lang w:val="es-ES"/>
+        </w:rPr>
+        <w:t xml:space="preserve"> </w:t>
+      </w:r>
+      <w:r>
+        <w:rPr>
+          <w:lang w:val="es-ES"/>
+        </w:rPr>
         <w:t xml:space="preserve">muestra el coste de cada ruta.</w:t>
       </w:r>
     </w:p>
@@ -1079,6 +1220,9 @@
         <w:pStyle w:val="Heading2"/>
       </w:pPr>
       <w:r>
+        <w:rPr>
+          <w:lang w:val="es-ES"/>
+        </w:rPr>
         <w:t xml:space="preserve">5. DR/BDR election</w:t>
       </w:r>
     </w:p>
@@ -1093,29 +1237,46 @@
         <w:rPr>
           <w:b/>
           <w:bCs/>
+          <w:lang w:val="es-ES"/>
         </w:rPr>
         <w:t xml:space="preserve">DR: R3</w:t>
       </w:r>
       <w:r>
-        <w:t xml:space="preserve"> </w:t>
-      </w:r>
-      <w:r>
+        <w:rPr>
+          <w:lang w:val="es-ES"/>
+        </w:rPr>
+        <w:t xml:space="preserve"> </w:t>
+      </w:r>
+      <w:r>
+        <w:rPr>
+          <w:lang w:val="es-ES"/>
+        </w:rPr>
         <w:t xml:space="preserve">(prioridad 10, la más alta).</w:t>
       </w:r>
       <w:r>
-        <w:t xml:space="preserve"> </w:t>
-      </w:r>
-      <w:r>
-        <w:rPr>
-          <w:b/>
-          <w:bCs/>
+        <w:rPr>
+          <w:lang w:val="es-ES"/>
+        </w:rPr>
+        <w:t xml:space="preserve"> </w:t>
+      </w:r>
+      <w:r>
+        <w:rPr>
+          <w:b/>
+          <w:bCs/>
+          <w:lang w:val="es-ES"/>
         </w:rPr>
         <w:t xml:space="preserve">BDR: R4</w:t>
       </w:r>
       <w:r>
-        <w:t xml:space="preserve"> </w:t>
-      </w:r>
-      <w:r>
+        <w:rPr>
+          <w:lang w:val="es-ES"/>
+        </w:rPr>
+        <w:t xml:space="preserve"> </w:t>
+      </w:r>
+      <w:r>
+        <w:rPr>
+          <w:lang w:val="es-ES"/>
+        </w:rPr>
         <w:t xml:space="preserve">(prioridad 5, segunda más alta).</w:t>
       </w:r>
     </w:p>
@@ -1127,38 +1288,61 @@
         </w:numPr>
       </w:pPr>
       <w:r>
+        <w:rPr>
+          <w:lang w:val="es-ES"/>
+        </w:rPr>
         <w:t xml:space="preserve">Prioridad</w:t>
       </w:r>
       <w:r>
-        <w:t xml:space="preserve"> </w:t>
-      </w:r>
-      <w:r>
-        <w:rPr>
-          <w:b/>
-          <w:bCs/>
+        <w:rPr>
+          <w:lang w:val="es-ES"/>
+        </w:rPr>
+        <w:t xml:space="preserve"> </w:t>
+      </w:r>
+      <w:r>
+        <w:rPr>
+          <w:b/>
+          <w:bCs/>
+          <w:lang w:val="es-ES"/>
         </w:rPr>
         <w:t xml:space="preserve">0</w:t>
       </w:r>
       <w:r>
-        <w:t xml:space="preserve"> </w:t>
-      </w:r>
-      <w:r>
+        <w:rPr>
+          <w:lang w:val="es-ES"/>
+        </w:rPr>
+        <w:t xml:space="preserve"> </w:t>
+      </w:r>
+      <w:r>
+        <w:rPr>
+          <w:lang w:val="es-ES"/>
+        </w:rPr>
         <w:t xml:space="preserve">significa que el router</w:t>
       </w:r>
       <w:r>
-        <w:t xml:space="preserve"> </w:t>
-      </w:r>
-      <w:r>
-        <w:rPr>
-          <w:b/>
-          <w:bCs/>
+        <w:rPr>
+          <w:lang w:val="es-ES"/>
+        </w:rPr>
+        <w:t xml:space="preserve"> </w:t>
+      </w:r>
+      <w:r>
+        <w:rPr>
+          <w:b/>
+          <w:bCs/>
+          <w:lang w:val="es-ES"/>
         </w:rPr>
         <w:t xml:space="preserve">no participa</w:t>
       </w:r>
       <w:r>
-        <w:t xml:space="preserve"> </w:t>
-      </w:r>
-      <w:r>
+        <w:rPr>
+          <w:lang w:val="es-ES"/>
+        </w:rPr>
+        <w:t xml:space="preserve"> </w:t>
+      </w:r>
+      <w:r>
+        <w:rPr>
+          <w:lang w:val="es-ES"/>
+        </w:rPr>
         <w:t xml:space="preserve">en la elección de DR/BDR. Nunca será DR ni BDR.</w:t>
       </w:r>
     </w:p>
@@ -1170,22 +1354,35 @@
         </w:numPr>
       </w:pPr>
       <w:r>
+        <w:rPr>
+          <w:lang w:val="es-ES"/>
+        </w:rPr>
         <w:t xml:space="preserve">Cambiar la</w:t>
       </w:r>
       <w:r>
-        <w:t xml:space="preserve"> </w:t>
-      </w:r>
-      <w:r>
-        <w:rPr>
-          <w:b/>
-          <w:bCs/>
+        <w:rPr>
+          <w:lang w:val="es-ES"/>
+        </w:rPr>
+        <w:t xml:space="preserve"> </w:t>
+      </w:r>
+      <w:r>
+        <w:rPr>
+          <w:b/>
+          <w:bCs/>
+          <w:lang w:val="es-ES"/>
         </w:rPr>
         <w:t xml:space="preserve">prioridad</w:t>
       </w:r>
       <w:r>
-        <w:t xml:space="preserve"> </w:t>
-      </w:r>
-      <w:r>
+        <w:rPr>
+          <w:lang w:val="es-ES"/>
+        </w:rPr>
+        <w:t xml:space="preserve"> </w:t>
+      </w:r>
+      <w:r>
+        <w:rPr>
+          <w:lang w:val="es-ES"/>
+        </w:rPr>
         <w:t xml:space="preserve">de R1 a un valor más alto que 10:</w:t>
       </w:r>
     </w:p>
@@ -1236,6 +1433,9 @@
         </w:numPr>
       </w:pPr>
       <w:r>
+        <w:rPr>
+          <w:lang w:val="es-ES"/>
+        </w:rPr>
         <w:t xml:space="preserve">(Nota: la elección solo ocurre al iniciar OSPF o al reiniciar el proceso)</w:t>
       </w:r>
     </w:p>
@@ -1246,6 +1446,9 @@
         <w:pStyle w:val="Heading2"/>
       </w:pPr>
       <w:r>
+        <w:rPr>
+          <w:lang w:val="es-ES"/>
+        </w:rPr>
         <w:t xml:space="preserve">6. Troubleshooting OSPF</w:t>
       </w:r>
     </w:p>
@@ -1257,28 +1460,45 @@
         <w:rPr>
           <w:b/>
           <w:bCs/>
+          <w:lang w:val="es-ES"/>
         </w:rPr>
         <w:t xml:space="preserve">Paso 1:</w:t>
       </w:r>
       <w:r>
-        <w:t xml:space="preserve"> </w:t>
-      </w:r>
-      <w:r>
+        <w:rPr>
+          <w:lang w:val="es-ES"/>
+        </w:rPr>
+        <w:t xml:space="preserve"> </w:t>
+      </w:r>
+      <w:r>
+        <w:rPr>
+          <w:lang w:val="es-ES"/>
+        </w:rPr>
         <w:t xml:space="preserve">Verificar conectividad capa 3 →</w:t>
       </w:r>
       <w:r>
+        <w:rPr>
+          <w:lang w:val="es-ES"/>
+        </w:rPr>
         <w:t xml:space="preserve"> </w:t>
       </w:r>
       <w:r>
         <w:rPr>
           <w:rStyle w:val="VerbatimChar"/>
+          <w:lang w:val="es-ES"/>
         </w:rPr>
         <w:t xml:space="preserve">ping</w:t>
       </w:r>
       <w:r>
-        <w:t xml:space="preserve"> </w:t>
-      </w:r>
-      <w:r>
+        <w:rPr>
+          <w:lang w:val="es-ES"/>
+        </w:rPr>
+        <w:t xml:space="preserve"> </w:t>
+      </w:r>
+      <w:r>
+        <w:rPr>
+          <w:lang w:val="es-ES"/>
+        </w:rPr>
         <w:t xml:space="preserve">entre routers vecinos. Si no hay ping, el problema está en capa 1 o 2.</w:t>
       </w:r>
     </w:p>
@@ -1290,34 +1510,57 @@
         <w:rPr>
           <w:b/>
           <w:bCs/>
+          <w:lang w:val="es-ES"/>
         </w:rPr>
         <w:t xml:space="preserve">Paso 2:</w:t>
       </w:r>
       <w:r>
-        <w:t xml:space="preserve"> </w:t>
-      </w:r>
-      <w:r>
+        <w:rPr>
+          <w:lang w:val="es-ES"/>
+        </w:rPr>
+        <w:t xml:space="preserve"> </w:t>
+      </w:r>
+      <w:r>
+        <w:rPr>
+          <w:lang w:val="es-ES"/>
+        </w:rPr>
         <w:t xml:space="preserve">Verificar que las interfaces están activas →</w:t>
       </w:r>
       <w:r>
+        <w:rPr>
+          <w:lang w:val="es-ES"/>
+        </w:rPr>
         <w:t xml:space="preserve"> </w:t>
       </w:r>
       <w:r>
         <w:rPr>
           <w:rStyle w:val="VerbatimChar"/>
+          <w:lang w:val="es-ES"/>
         </w:rPr>
         <w:t xml:space="preserve">show ip interface brief</w:t>
       </w:r>
       <w:r>
+        <w:rPr>
+          <w:lang w:val="es-ES"/>
+        </w:rPr>
         <w:t xml:space="preserve">. Buscar</w:t>
       </w:r>
       <w:r>
-        <w:t xml:space="preserve"> </w:t>
-      </w:r>
-      <w:r>
+        <w:rPr>
+          <w:lang w:val="es-ES"/>
+        </w:rPr>
+        <w:t xml:space="preserve"> </w:t>
+      </w:r>
+      <w:r>
+        <w:rPr>
+          <w:lang w:val="es-ES"/>
+        </w:rPr>
         <w:t xml:space="preserve">“up/up”</w:t>
       </w:r>
       <w:r>
+        <w:rPr>
+          <w:lang w:val="es-ES"/>
+        </w:rPr>
         <w:t xml:space="preserve">.</w:t>
       </w:r>
     </w:p>
@@ -1329,25 +1572,39 @@
         <w:rPr>
           <w:b/>
           <w:bCs/>
+          <w:lang w:val="es-ES"/>
         </w:rPr>
         <w:t xml:space="preserve">Paso 3:</w:t>
       </w:r>
       <w:r>
-        <w:t xml:space="preserve"> </w:t>
-      </w:r>
-      <w:r>
+        <w:rPr>
+          <w:lang w:val="es-ES"/>
+        </w:rPr>
+        <w:t xml:space="preserve"> </w:t>
+      </w:r>
+      <w:r>
+        <w:rPr>
+          <w:lang w:val="es-ES"/>
+        </w:rPr>
         <w:t xml:space="preserve">Verificar que OSPF está configurado →</w:t>
       </w:r>
       <w:r>
+        <w:rPr>
+          <w:lang w:val="es-ES"/>
+        </w:rPr>
         <w:t xml:space="preserve"> </w:t>
       </w:r>
       <w:r>
         <w:rPr>
           <w:rStyle w:val="VerbatimChar"/>
+          <w:lang w:val="es-ES"/>
         </w:rPr>
         <w:t xml:space="preserve">show ip protocols</w:t>
       </w:r>
       <w:r>
+        <w:rPr>
+          <w:lang w:val="es-ES"/>
+        </w:rPr>
         <w:t xml:space="preserve">. Debe mostrar OSPF con Router ID y redes declaradas.</w:t>
       </w:r>
     </w:p>
@@ -1359,58 +1616,100 @@
         <w:rPr>
           <w:b/>
           <w:bCs/>
+          <w:lang w:val="es-ES"/>
         </w:rPr>
         <w:t xml:space="preserve">Paso 4:</w:t>
       </w:r>
       <w:r>
-        <w:t xml:space="preserve"> </w:t>
-      </w:r>
-      <w:r>
+        <w:rPr>
+          <w:lang w:val="es-ES"/>
+        </w:rPr>
+        <w:t xml:space="preserve"> </w:t>
+      </w:r>
+      <w:r>
+        <w:rPr>
+          <w:lang w:val="es-ES"/>
+        </w:rPr>
         <w:t xml:space="preserve">Verificar vecinos →</w:t>
       </w:r>
       <w:r>
+        <w:rPr>
+          <w:lang w:val="es-ES"/>
+        </w:rPr>
         <w:t xml:space="preserve"> </w:t>
       </w:r>
       <w:r>
         <w:rPr>
           <w:rStyle w:val="VerbatimChar"/>
+          <w:lang w:val="es-ES"/>
         </w:rPr>
         <w:t xml:space="preserve">show ip ospf neighbor</w:t>
       </w:r>
       <w:r>
+        <w:rPr>
+          <w:lang w:val="es-ES"/>
+        </w:rPr>
         <w:t xml:space="preserve">. Si no hay vecinos, comprobar:</w:t>
       </w:r>
       <w:r>
-        <w:t xml:space="preserve"> </w:t>
-      </w:r>
-      <w:r>
+        <w:rPr>
+          <w:lang w:val="es-ES"/>
+        </w:rPr>
+        <w:t xml:space="preserve"> </w:t>
+      </w:r>
+      <w:r>
+        <w:rPr>
+          <w:lang w:val="es-ES"/>
+        </w:rPr>
         <w:t xml:space="preserve">-</w:t>
       </w:r>
       <w:r>
+        <w:rPr>
+          <w:lang w:val="es-ES"/>
+        </w:rPr>
         <w:t xml:space="preserve"> </w:t>
       </w:r>
       <w:r>
         <w:rPr>
           <w:rStyle w:val="VerbatimChar"/>
+          <w:lang w:val="es-ES"/>
         </w:rPr>
         <w:t xml:space="preserve">network</w:t>
       </w:r>
       <w:r>
-        <w:t xml:space="preserve"> </w:t>
-      </w:r>
-      <w:r>
+        <w:rPr>
+          <w:lang w:val="es-ES"/>
+        </w:rPr>
+        <w:t xml:space="preserve"> </w:t>
+      </w:r>
+      <w:r>
+        <w:rPr>
+          <w:lang w:val="es-ES"/>
+        </w:rPr>
         <w:t xml:space="preserve">declarada correctamente (wildcard, área)</w:t>
       </w:r>
       <w:r>
-        <w:t xml:space="preserve"> </w:t>
-      </w:r>
-      <w:r>
+        <w:rPr>
+          <w:lang w:val="es-ES"/>
+        </w:rPr>
+        <w:t xml:space="preserve"> </w:t>
+      </w:r>
+      <w:r>
+        <w:rPr>
+          <w:lang w:val="es-ES"/>
+        </w:rPr>
         <w:t xml:space="preserve">- Hello/Dead timers coinciden (por defecto 10/40 en broadcast)</w:t>
       </w:r>
       <w:r>
-        <w:t xml:space="preserve"> </w:t>
-      </w:r>
-      <w:r>
+        <w:rPr>
+          <w:lang w:val="es-ES"/>
+        </w:rPr>
+        <w:t xml:space="preserve"> </w:t>
+      </w:r>
+      <w:r>
+        <w:rPr>
+          <w:lang w:val="es-ES"/>
+        </w:rPr>
         <w:t xml:space="preserve">- No hay ACL bloqueando protocolo 89 (OSPF)</w:t>
       </w:r>
     </w:p>
@@ -1422,25 +1721,39 @@
         <w:rPr>
           <w:b/>
           <w:bCs/>
+          <w:lang w:val="es-ES"/>
         </w:rPr>
         <w:t xml:space="preserve">Paso 5:</w:t>
       </w:r>
       <w:r>
-        <w:t xml:space="preserve"> </w:t>
-      </w:r>
-      <w:r>
+        <w:rPr>
+          <w:lang w:val="es-ES"/>
+        </w:rPr>
+        <w:t xml:space="preserve"> </w:t>
+      </w:r>
+      <w:r>
+        <w:rPr>
+          <w:lang w:val="es-ES"/>
+        </w:rPr>
         <w:t xml:space="preserve">Verificar LSDB →</w:t>
       </w:r>
       <w:r>
+        <w:rPr>
+          <w:lang w:val="es-ES"/>
+        </w:rPr>
         <w:t xml:space="preserve"> </w:t>
       </w:r>
       <w:r>
         <w:rPr>
           <w:rStyle w:val="VerbatimChar"/>
+          <w:lang w:val="es-ES"/>
         </w:rPr>
         <w:t xml:space="preserve">show ip ospf database</w:t>
       </w:r>
       <w:r>
+        <w:rPr>
+          <w:lang w:val="es-ES"/>
+        </w:rPr>
         <w:t xml:space="preserve">. Debe haber LSAs de todos los routers.</w:t>
       </w:r>
     </w:p>
@@ -1452,25 +1765,39 @@
         <w:rPr>
           <w:b/>
           <w:bCs/>
+          <w:lang w:val="es-ES"/>
         </w:rPr>
         <w:t xml:space="preserve">Paso 6:</w:t>
       </w:r>
       <w:r>
-        <w:t xml:space="preserve"> </w:t>
-      </w:r>
-      <w:r>
+        <w:rPr>
+          <w:lang w:val="es-ES"/>
+        </w:rPr>
+        <w:t xml:space="preserve"> </w:t>
+      </w:r>
+      <w:r>
+        <w:rPr>
+          <w:lang w:val="es-ES"/>
+        </w:rPr>
         <w:t xml:space="preserve">Verificar tabla de rutas →</w:t>
       </w:r>
       <w:r>
+        <w:rPr>
+          <w:lang w:val="es-ES"/>
+        </w:rPr>
         <w:t xml:space="preserve"> </w:t>
       </w:r>
       <w:r>
         <w:rPr>
           <w:rStyle w:val="VerbatimChar"/>
+          <w:lang w:val="es-ES"/>
         </w:rPr>
         <w:t xml:space="preserve">show ip route ospf</w:t>
       </w:r>
       <w:r>
+        <w:rPr>
+          <w:lang w:val="es-ES"/>
+        </w:rPr>
         <w:t xml:space="preserve">. Las rutas deben aparecer con prefijo O (OSPF).</w:t>
       </w:r>
     </w:p>
@@ -1481,6 +1808,9 @@
         <w:pStyle w:val="Heading2"/>
       </w:pPr>
       <w:r>
+        <w:rPr>
+          <w:lang w:val="es-ES"/>
+        </w:rPr>
         <w:t xml:space="preserve">7. Elección DR/BDR en otro segmento</w:t>
       </w:r>
     </w:p>
@@ -1495,29 +1825,46 @@
         <w:rPr>
           <w:b/>
           <w:bCs/>
+          <w:lang w:val="es-ES"/>
         </w:rPr>
         <w:t xml:space="preserve">DR: R-B</w:t>
       </w:r>
       <w:r>
-        <w:t xml:space="preserve"> </w:t>
-      </w:r>
-      <w:r>
+        <w:rPr>
+          <w:lang w:val="es-ES"/>
+        </w:rPr>
+        <w:t xml:space="preserve"> </w:t>
+      </w:r>
+      <w:r>
+        <w:rPr>
+          <w:lang w:val="es-ES"/>
+        </w:rPr>
         <w:t xml:space="preserve">(prioridad 200, la más alta).</w:t>
       </w:r>
       <w:r>
-        <w:t xml:space="preserve"> </w:t>
-      </w:r>
-      <w:r>
-        <w:rPr>
-          <w:b/>
-          <w:bCs/>
+        <w:rPr>
+          <w:lang w:val="es-ES"/>
+        </w:rPr>
+        <w:t xml:space="preserve"> </w:t>
+      </w:r>
+      <w:r>
+        <w:rPr>
+          <w:b/>
+          <w:bCs/>
+          <w:lang w:val="es-ES"/>
         </w:rPr>
         <w:t xml:space="preserve">BDR: R-C</w:t>
       </w:r>
       <w:r>
-        <w:t xml:space="preserve"> </w:t>
-      </w:r>
-      <w:r>
+        <w:rPr>
+          <w:lang w:val="es-ES"/>
+        </w:rPr>
+        <w:t xml:space="preserve"> </w:t>
+      </w:r>
+      <w:r>
+        <w:rPr>
+          <w:lang w:val="es-ES"/>
+        </w:rPr>
         <w:t xml:space="preserve">(prioridad 150, segunda más alta).</w:t>
       </w:r>
     </w:p>
@@ -1532,39 +1879,60 @@
         <w:rPr>
           <w:b/>
           <w:bCs/>
+          <w:lang w:val="es-ES"/>
         </w:rPr>
         <w:t xml:space="preserve">R-D</w:t>
       </w:r>
       <w:r>
-        <w:t xml:space="preserve"> </w:t>
-      </w:r>
-      <w:r>
+        <w:rPr>
+          <w:lang w:val="es-ES"/>
+        </w:rPr>
+        <w:t xml:space="preserve"> </w:t>
+      </w:r>
+      <w:r>
+        <w:rPr>
+          <w:lang w:val="es-ES"/>
+        </w:rPr>
         <w:t xml:space="preserve">tiene prioridad</w:t>
       </w:r>
       <w:r>
-        <w:t xml:space="preserve"> </w:t>
-      </w:r>
-      <w:r>
-        <w:rPr>
-          <w:b/>
-          <w:bCs/>
+        <w:rPr>
+          <w:lang w:val="es-ES"/>
+        </w:rPr>
+        <w:t xml:space="preserve"> </w:t>
+      </w:r>
+      <w:r>
+        <w:rPr>
+          <w:b/>
+          <w:bCs/>
+          <w:lang w:val="es-ES"/>
         </w:rPr>
         <w:t xml:space="preserve">0</w:t>
       </w:r>
       <w:r>
+        <w:rPr>
+          <w:lang w:val="es-ES"/>
+        </w:rPr>
         <w:t xml:space="preserve">: no participa en la elección. Solo actuará como</w:t>
       </w:r>
       <w:r>
-        <w:t xml:space="preserve"> </w:t>
-      </w:r>
-      <w:r>
-        <w:rPr>
-          <w:b/>
-          <w:bCs/>
+        <w:rPr>
+          <w:lang w:val="es-ES"/>
+        </w:rPr>
+        <w:t xml:space="preserve"> </w:t>
+      </w:r>
+      <w:r>
+        <w:rPr>
+          <w:b/>
+          <w:bCs/>
+          <w:lang w:val="es-ES"/>
         </w:rPr>
         <w:t xml:space="preserve">DROTHER</w:t>
       </w:r>
       <w:r>
+        <w:rPr>
+          <w:lang w:val="es-ES"/>
+        </w:rPr>
         <w:t xml:space="preserve">, sincronizándose con el DR y el BDR sin poder ser elegido.</w:t>
       </w:r>
     </w:p>
@@ -1579,29 +1947,46 @@
         <w:rPr>
           <w:b/>
           <w:bCs/>
+          <w:lang w:val="es-ES"/>
         </w:rPr>
         <w:t xml:space="preserve">R-B</w:t>
       </w:r>
       <w:r>
-        <w:t xml:space="preserve"> </w:t>
-      </w:r>
-      <w:r>
+        <w:rPr>
+          <w:lang w:val="es-ES"/>
+        </w:rPr>
+        <w:t xml:space="preserve"> </w:t>
+      </w:r>
+      <w:r>
+        <w:rPr>
+          <w:lang w:val="es-ES"/>
+        </w:rPr>
         <w:t xml:space="preserve">— con prioridades empatadas (1 = 1), el desempate lo hace el</w:t>
       </w:r>
       <w:r>
-        <w:t xml:space="preserve"> </w:t>
-      </w:r>
-      <w:r>
-        <w:rPr>
-          <w:b/>
-          <w:bCs/>
+        <w:rPr>
+          <w:lang w:val="es-ES"/>
+        </w:rPr>
+        <w:t xml:space="preserve"> </w:t>
+      </w:r>
+      <w:r>
+        <w:rPr>
+          <w:b/>
+          <w:bCs/>
+          <w:lang w:val="es-ES"/>
         </w:rPr>
         <w:t xml:space="preserve">Router ID más alto</w:t>
       </w:r>
       <w:r>
-        <w:t xml:space="preserve"> </w:t>
-      </w:r>
-      <w:r>
+        <w:rPr>
+          <w:lang w:val="es-ES"/>
+        </w:rPr>
+        <w:t xml:space="preserve"> </w:t>
+      </w:r>
+      <w:r>
+        <w:rPr>
+          <w:lang w:val="es-ES"/>
+        </w:rPr>
         <w:t xml:space="preserve">(10.0.0.2 &gt; 10.0.0.1). La prioridad manda primero; el Router ID solo decide empates.</w:t>
       </w:r>
     </w:p>
@@ -1616,29 +2001,46 @@
         <w:rPr>
           <w:b/>
           <w:bCs/>
+          <w:lang w:val="es-ES"/>
         </w:rPr>
         <w:t xml:space="preserve">No cambia.</w:t>
       </w:r>
       <w:r>
-        <w:t xml:space="preserve"> </w:t>
-      </w:r>
-      <w:r>
+        <w:rPr>
+          <w:lang w:val="es-ES"/>
+        </w:rPr>
+        <w:t xml:space="preserve"> </w:t>
+      </w:r>
+      <w:r>
+        <w:rPr>
+          <w:lang w:val="es-ES"/>
+        </w:rPr>
         <w:t xml:space="preserve">La elección de DR/BDR solo ocurre al arrancar OSPF o al reiniciar el proceso; subir la prioridad de R-C a 255 no destrona al DR ya elegido (R-B). Para que cambie tendrías que</w:t>
       </w:r>
       <w:r>
-        <w:t xml:space="preserve"> </w:t>
-      </w:r>
-      <w:r>
-        <w:rPr>
-          <w:b/>
-          <w:bCs/>
+        <w:rPr>
+          <w:lang w:val="es-ES"/>
+        </w:rPr>
+        <w:t xml:space="preserve"> </w:t>
+      </w:r>
+      <w:r>
+        <w:rPr>
+          <w:b/>
+          <w:bCs/>
+          <w:lang w:val="es-ES"/>
         </w:rPr>
         <w:t xml:space="preserve">reiniciar el proceso OSPF</w:t>
       </w:r>
       <w:r>
-        <w:t xml:space="preserve"> </w:t>
-      </w:r>
-      <w:r>
+        <w:rPr>
+          <w:lang w:val="es-ES"/>
+        </w:rPr>
+        <w:t xml:space="preserve"> </w:t>
+      </w:r>
+      <w:r>
+        <w:rPr>
+          <w:lang w:val="es-ES"/>
+        </w:rPr>
         <w:t xml:space="preserve">(o el router) en los routers del segmento, y entonces R-C (prioridad 255) ganaría.</w:t>
       </w:r>
     </w:p>
@@ -1649,6 +2051,9 @@
         <w:pStyle w:val="Heading2"/>
       </w:pPr>
       <w:r>
+        <w:rPr>
+          <w:lang w:val="es-ES"/>
+        </w:rPr>
         <w:t xml:space="preserve">8. La adyacencia que no levanta</w:t>
       </w:r>
     </w:p>
@@ -1660,38 +2065,61 @@
         </w:numPr>
       </w:pPr>
       <w:r>
+        <w:rPr>
+          <w:lang w:val="es-ES"/>
+        </w:rPr>
         <w:t xml:space="preserve">Al funcionar el ping, queda</w:t>
       </w:r>
       <w:r>
-        <w:t xml:space="preserve"> </w:t>
-      </w:r>
-      <w:r>
-        <w:rPr>
-          <w:b/>
-          <w:bCs/>
+        <w:rPr>
+          <w:lang w:val="es-ES"/>
+        </w:rPr>
+        <w:t xml:space="preserve"> </w:t>
+      </w:r>
+      <w:r>
+        <w:rPr>
+          <w:b/>
+          <w:bCs/>
+          <w:lang w:val="es-ES"/>
         </w:rPr>
         <w:t xml:space="preserve">descartado el plano físico/enlace y la capa 3</w:t>
       </w:r>
       <w:r>
-        <w:t xml:space="preserve"> </w:t>
-      </w:r>
-      <w:r>
+        <w:rPr>
+          <w:lang w:val="es-ES"/>
+        </w:rPr>
+        <w:t xml:space="preserve"> </w:t>
+      </w:r>
+      <w:r>
+        <w:rPr>
+          <w:lang w:val="es-ES"/>
+        </w:rPr>
         <w:t xml:space="preserve">del enlace: las IPs se alcanzan. El problema está en el</w:t>
       </w:r>
       <w:r>
-        <w:t xml:space="preserve"> </w:t>
-      </w:r>
-      <w:r>
-        <w:rPr>
-          <w:b/>
-          <w:bCs/>
+        <w:rPr>
+          <w:lang w:val="es-ES"/>
+        </w:rPr>
+        <w:t xml:space="preserve"> </w:t>
+      </w:r>
+      <w:r>
+        <w:rPr>
+          <w:b/>
+          <w:bCs/>
+          <w:lang w:val="es-ES"/>
         </w:rPr>
         <w:t xml:space="preserve">plano OSPF</w:t>
       </w:r>
       <w:r>
-        <w:t xml:space="preserve"> </w:t>
-      </w:r>
-      <w:r>
+        <w:rPr>
+          <w:lang w:val="es-ES"/>
+        </w:rPr>
+        <w:t xml:space="preserve"> </w:t>
+      </w:r>
+      <w:r>
+        <w:rPr>
+          <w:lang w:val="es-ES"/>
+        </w:rPr>
         <w:t xml:space="preserve">(configuración lógica del protocolo), no en la conectividad.</w:t>
       </w:r>
     </w:p>
@@ -1706,6 +2134,7 @@
         <w:rPr>
           <w:b/>
           <w:bCs/>
+          <w:lang w:val="es-ES"/>
         </w:rPr>
         <w:t xml:space="preserve">Orden de diagnóstico:</w:t>
       </w:r>
@@ -1721,29 +2150,46 @@
       <w:r>
         <w:rPr>
           <w:rStyle w:val="VerbatimChar"/>
+          <w:lang w:val="es-ES"/>
         </w:rPr>
         <w:t xml:space="preserve">show ip protocols</w:t>
       </w:r>
       <w:r>
-        <w:t xml:space="preserve"> </w:t>
-      </w:r>
-      <w:r>
+        <w:rPr>
+          <w:lang w:val="es-ES"/>
+        </w:rPr>
+        <w:t xml:space="preserve"> </w:t>
+      </w:r>
+      <w:r>
+        <w:rPr>
+          <w:lang w:val="es-ES"/>
+        </w:rPr>
         <w:t xml:space="preserve">→ comprobar que OSPF arranca en ambos, que el</w:t>
       </w:r>
       <w:r>
-        <w:t xml:space="preserve"> </w:t>
-      </w:r>
-      <w:r>
-        <w:rPr>
-          <w:b/>
-          <w:bCs/>
+        <w:rPr>
+          <w:lang w:val="es-ES"/>
+        </w:rPr>
+        <w:t xml:space="preserve"> </w:t>
+      </w:r>
+      <w:r>
+        <w:rPr>
+          <w:b/>
+          <w:bCs/>
+          <w:lang w:val="es-ES"/>
         </w:rPr>
         <w:t xml:space="preserve">Router ID</w:t>
       </w:r>
       <w:r>
-        <w:t xml:space="preserve"> </w:t>
-      </w:r>
-      <w:r>
+        <w:rPr>
+          <w:lang w:val="es-ES"/>
+        </w:rPr>
+        <w:t xml:space="preserve"> </w:t>
+      </w:r>
+      <w:r>
+        <w:rPr>
+          <w:lang w:val="es-ES"/>
+        </w:rPr>
         <w:t xml:space="preserve">no está duplicado y que las redes declaradas incluyen el enlace Serial.</w:t>
       </w:r>
     </w:p>
@@ -1758,74 +2204,118 @@
       <w:r>
         <w:rPr>
           <w:rStyle w:val="VerbatimChar"/>
+          <w:lang w:val="es-ES"/>
         </w:rPr>
         <w:t xml:space="preserve">show ip ospf interface</w:t>
       </w:r>
       <w:r>
-        <w:t xml:space="preserve"> </w:t>
-      </w:r>
-      <w:r>
+        <w:rPr>
+          <w:lang w:val="es-ES"/>
+        </w:rPr>
+        <w:t xml:space="preserve"> </w:t>
+      </w:r>
+      <w:r>
+        <w:rPr>
+          <w:lang w:val="es-ES"/>
+        </w:rPr>
         <w:t xml:space="preserve">→ confirmar en ambos routers que la interfaz</w:t>
       </w:r>
       <w:r>
-        <w:t xml:space="preserve"> </w:t>
-      </w:r>
-      <w:r>
-        <w:rPr>
-          <w:b/>
-          <w:bCs/>
+        <w:rPr>
+          <w:lang w:val="es-ES"/>
+        </w:rPr>
+        <w:t xml:space="preserve"> </w:t>
+      </w:r>
+      <w:r>
+        <w:rPr>
+          <w:b/>
+          <w:bCs/>
+          <w:lang w:val="es-ES"/>
         </w:rPr>
         <w:t xml:space="preserve">participa</w:t>
       </w:r>
       <w:r>
-        <w:t xml:space="preserve"> </w:t>
-      </w:r>
-      <w:r>
+        <w:rPr>
+          <w:lang w:val="es-ES"/>
+        </w:rPr>
+        <w:t xml:space="preserve"> </w:t>
+      </w:r>
+      <w:r>
+        <w:rPr>
+          <w:lang w:val="es-ES"/>
+        </w:rPr>
         <w:t xml:space="preserve">en OSPF, y comparar</w:t>
       </w:r>
       <w:r>
-        <w:t xml:space="preserve"> </w:t>
-      </w:r>
-      <w:r>
-        <w:rPr>
-          <w:b/>
-          <w:bCs/>
+        <w:rPr>
+          <w:lang w:val="es-ES"/>
+        </w:rPr>
+        <w:t xml:space="preserve"> </w:t>
+      </w:r>
+      <w:r>
+        <w:rPr>
+          <w:b/>
+          <w:bCs/>
+          <w:lang w:val="es-ES"/>
         </w:rPr>
         <w:t xml:space="preserve">área</w:t>
       </w:r>
       <w:r>
+        <w:rPr>
+          <w:lang w:val="es-ES"/>
+        </w:rPr>
         <w:t xml:space="preserve">,</w:t>
       </w:r>
       <w:r>
-        <w:t xml:space="preserve"> </w:t>
-      </w:r>
-      <w:r>
-        <w:rPr>
-          <w:b/>
-          <w:bCs/>
+        <w:rPr>
+          <w:lang w:val="es-ES"/>
+        </w:rPr>
+        <w:t xml:space="preserve"> </w:t>
+      </w:r>
+      <w:r>
+        <w:rPr>
+          <w:b/>
+          <w:bCs/>
+          <w:lang w:val="es-ES"/>
         </w:rPr>
         <w:t xml:space="preserve">wildcard</w:t>
       </w:r>
       <w:r>
-        <w:t xml:space="preserve"> </w:t>
-      </w:r>
-      <w:r>
+        <w:rPr>
+          <w:lang w:val="es-ES"/>
+        </w:rPr>
+        <w:t xml:space="preserve"> </w:t>
+      </w:r>
+      <w:r>
+        <w:rPr>
+          <w:lang w:val="es-ES"/>
+        </w:rPr>
         <w:t xml:space="preserve">y</w:t>
       </w:r>
       <w:r>
-        <w:t xml:space="preserve"> </w:t>
-      </w:r>
-      <w:r>
-        <w:rPr>
-          <w:b/>
-          <w:bCs/>
+        <w:rPr>
+          <w:lang w:val="es-ES"/>
+        </w:rPr>
+        <w:t xml:space="preserve"> </w:t>
+      </w:r>
+      <w:r>
+        <w:rPr>
+          <w:b/>
+          <w:bCs/>
+          <w:lang w:val="es-ES"/>
         </w:rPr>
         <w:t xml:space="preserve">timers</w:t>
       </w:r>
       <w:r>
-        <w:t xml:space="preserve"> </w:t>
-      </w:r>
-      <w:r>
+        <w:rPr>
+          <w:lang w:val="es-ES"/>
+        </w:rPr>
+        <w:t xml:space="preserve"> </w:t>
+      </w:r>
+      <w:r>
+        <w:rPr>
+          <w:lang w:val="es-ES"/>
+        </w:rPr>
         <w:t xml:space="preserve">(Hello/Dead). Si no aparece, la red no está declarada o la wildcard está mal.</w:t>
       </w:r>
     </w:p>
@@ -1838,34 +2328,54 @@
         </w:numPr>
       </w:pPr>
       <w:r>
+        <w:rPr>
+          <w:lang w:val="es-ES"/>
+        </w:rPr>
         <w:t xml:space="preserve">Verificar que el</w:t>
       </w:r>
       <w:r>
-        <w:t xml:space="preserve"> </w:t>
-      </w:r>
-      <w:r>
-        <w:rPr>
-          <w:b/>
-          <w:bCs/>
+        <w:rPr>
+          <w:lang w:val="es-ES"/>
+        </w:rPr>
+        <w:t xml:space="preserve"> </w:t>
+      </w:r>
+      <w:r>
+        <w:rPr>
+          <w:b/>
+          <w:bCs/>
+          <w:lang w:val="es-ES"/>
         </w:rPr>
         <w:t xml:space="preserve">área</w:t>
       </w:r>
       <w:r>
-        <w:t xml:space="preserve"> </w:t>
-      </w:r>
-      <w:r>
+        <w:rPr>
+          <w:lang w:val="es-ES"/>
+        </w:rPr>
+        <w:t xml:space="preserve"> </w:t>
+      </w:r>
+      <w:r>
+        <w:rPr>
+          <w:lang w:val="es-ES"/>
+        </w:rPr>
         <w:t xml:space="preserve">coincide en los dos lados del enlace (revisar el</w:t>
       </w:r>
       <w:r>
+        <w:rPr>
+          <w:lang w:val="es-ES"/>
+        </w:rPr>
         <w:t xml:space="preserve"> </w:t>
       </w:r>
       <w:r>
         <w:rPr>
           <w:rStyle w:val="VerbatimChar"/>
+          <w:lang w:val="es-ES"/>
         </w:rPr>
         <w:t xml:space="preserve">network ... area X</w:t>
       </w:r>
       <w:r>
+        <w:rPr>
+          <w:lang w:val="es-ES"/>
+        </w:rPr>
         <w:t xml:space="preserve">).</w:t>
       </w:r>
     </w:p>
@@ -1878,34 +2388,54 @@
         </w:numPr>
       </w:pPr>
       <w:r>
+        <w:rPr>
+          <w:lang w:val="es-ES"/>
+        </w:rPr>
         <w:t xml:space="preserve">Comparar los</w:t>
       </w:r>
       <w:r>
-        <w:t xml:space="preserve"> </w:t>
-      </w:r>
-      <w:r>
-        <w:rPr>
-          <w:b/>
-          <w:bCs/>
+        <w:rPr>
+          <w:lang w:val="es-ES"/>
+        </w:rPr>
+        <w:t xml:space="preserve"> </w:t>
+      </w:r>
+      <w:r>
+        <w:rPr>
+          <w:b/>
+          <w:bCs/>
+          <w:lang w:val="es-ES"/>
         </w:rPr>
         <w:t xml:space="preserve">timers Hello/Dead</w:t>
       </w:r>
       <w:r>
-        <w:t xml:space="preserve"> </w:t>
-      </w:r>
-      <w:r>
+        <w:rPr>
+          <w:lang w:val="es-ES"/>
+        </w:rPr>
+        <w:t xml:space="preserve"> </w:t>
+      </w:r>
+      <w:r>
+        <w:rPr>
+          <w:lang w:val="es-ES"/>
+        </w:rPr>
         <w:t xml:space="preserve">en ambos lados con</w:t>
       </w:r>
       <w:r>
+        <w:rPr>
+          <w:lang w:val="es-ES"/>
+        </w:rPr>
         <w:t xml:space="preserve"> </w:t>
       </w:r>
       <w:r>
         <w:rPr>
           <w:rStyle w:val="VerbatimChar"/>
+          <w:lang w:val="es-ES"/>
         </w:rPr>
         <w:t xml:space="preserve">show ip ospf interface</w:t>
       </w:r>
       <w:r>
+        <w:rPr>
+          <w:lang w:val="es-ES"/>
+        </w:rPr>
         <w:t xml:space="preserve">: deben coincidir (por defecto 10/40 en broadcast y punto a punto Serial; solo en redes NBMA son 30/120). Si uno quedó con valores distintos, no forman vecindad.</w:t>
       </w:r>
     </w:p>
@@ -1920,45 +2450,72 @@
       <w:r>
         <w:rPr>
           <w:rStyle w:val="VerbatimChar"/>
+          <w:lang w:val="es-ES"/>
         </w:rPr>
         <w:t xml:space="preserve">show access-lists</w:t>
       </w:r>
       <w:r>
-        <w:t xml:space="preserve"> </w:t>
-      </w:r>
-      <w:r>
+        <w:rPr>
+          <w:lang w:val="es-ES"/>
+        </w:rPr>
+        <w:t xml:space="preserve"> </w:t>
+      </w:r>
+      <w:r>
+        <w:rPr>
+          <w:lang w:val="es-ES"/>
+        </w:rPr>
         <w:t xml:space="preserve">(y contadores en la interfaz) → descartar una</w:t>
       </w:r>
       <w:r>
-        <w:t xml:space="preserve"> </w:t>
-      </w:r>
-      <w:r>
-        <w:rPr>
-          <w:b/>
-          <w:bCs/>
+        <w:rPr>
+          <w:lang w:val="es-ES"/>
+        </w:rPr>
+        <w:t xml:space="preserve"> </w:t>
+      </w:r>
+      <w:r>
+        <w:rPr>
+          <w:b/>
+          <w:bCs/>
+          <w:lang w:val="es-ES"/>
         </w:rPr>
         <w:t xml:space="preserve">ACL</w:t>
       </w:r>
       <w:r>
-        <w:t xml:space="preserve"> </w:t>
-      </w:r>
-      <w:r>
+        <w:rPr>
+          <w:lang w:val="es-ES"/>
+        </w:rPr>
+        <w:t xml:space="preserve"> </w:t>
+      </w:r>
+      <w:r>
+        <w:rPr>
+          <w:lang w:val="es-ES"/>
+        </w:rPr>
         <w:t xml:space="preserve">que bloquee el</w:t>
       </w:r>
       <w:r>
-        <w:t xml:space="preserve"> </w:t>
-      </w:r>
-      <w:r>
-        <w:rPr>
-          <w:b/>
-          <w:bCs/>
+        <w:rPr>
+          <w:lang w:val="es-ES"/>
+        </w:rPr>
+        <w:t xml:space="preserve"> </w:t>
+      </w:r>
+      <w:r>
+        <w:rPr>
+          <w:b/>
+          <w:bCs/>
+          <w:lang w:val="es-ES"/>
         </w:rPr>
         <w:t xml:space="preserve">protocolo 89 (OSPF)</w:t>
       </w:r>
       <w:r>
-        <w:t xml:space="preserve"> </w:t>
-      </w:r>
-      <w:r>
+        <w:rPr>
+          <w:lang w:val="es-ES"/>
+        </w:rPr>
+        <w:t xml:space="preserve"> </w:t>
+      </w:r>
+      <w:r>
+        <w:rPr>
+          <w:lang w:val="es-ES"/>
+        </w:rPr>
         <w:t xml:space="preserve">en el sentido de entrada/salida.</w:t>
       </w:r>
     </w:p>
@@ -1971,21 +2528,34 @@
         </w:numPr>
       </w:pPr>
       <w:r>
+        <w:rPr>
+          <w:lang w:val="es-ES"/>
+        </w:rPr>
         <w:t xml:space="preserve">Solo si todo lo anterior está bien, subir un nivel:</w:t>
       </w:r>
       <w:r>
+        <w:rPr>
+          <w:lang w:val="es-ES"/>
+        </w:rPr>
         <w:t xml:space="preserve"> </w:t>
       </w:r>
       <w:r>
         <w:rPr>
           <w:rStyle w:val="VerbatimChar"/>
+          <w:lang w:val="es-ES"/>
         </w:rPr>
         <w:t xml:space="preserve">debug ip ospf events</w:t>
       </w:r>
       <w:r>
-        <w:t xml:space="preserve"> </w:t>
-      </w:r>
-      <w:r>
+        <w:rPr>
+          <w:lang w:val="es-ES"/>
+        </w:rPr>
+        <w:t xml:space="preserve"> </w:t>
+      </w:r>
+      <w:r>
+        <w:rPr>
+          <w:lang w:val="es-ES"/>
+        </w:rPr>
         <w:t xml:space="preserve">(con cuidado) para ver por qué se rechaza el Hello.</w:t>
       </w:r>
     </w:p>
@@ -2000,38 +2570,59 @@
       <w:r>
         <w:rPr>
           <w:rStyle w:val="VerbatimChar"/>
+          <w:lang w:val="es-ES"/>
         </w:rPr>
         <w:t xml:space="preserve">show ip ospf interface &lt;interfaz&gt;</w:t>
       </w:r>
       <w:r>
+        <w:rPr>
+          <w:lang w:val="es-ES"/>
+        </w:rPr>
         <w:t xml:space="preserve">: si la interfaz aparece listada con su área y sus timers, está</w:t>
       </w:r>
       <w:r>
-        <w:t xml:space="preserve"> </w:t>
-      </w:r>
-      <w:r>
-        <w:rPr>
-          <w:b/>
-          <w:bCs/>
+        <w:rPr>
+          <w:lang w:val="es-ES"/>
+        </w:rPr>
+        <w:t xml:space="preserve"> </w:t>
+      </w:r>
+      <w:r>
+        <w:rPr>
+          <w:b/>
+          <w:bCs/>
+          <w:lang w:val="es-ES"/>
         </w:rPr>
         <w:t xml:space="preserve">participando en OSPF sin ambigüedad</w:t>
       </w:r>
       <w:r>
+        <w:rPr>
+          <w:lang w:val="es-ES"/>
+        </w:rPr>
         <w:t xml:space="preserve">. Si no sale, OSPF no la tiene declarada (falta</w:t>
       </w:r>
       <w:r>
+        <w:rPr>
+          <w:lang w:val="es-ES"/>
+        </w:rPr>
         <w:t xml:space="preserve"> </w:t>
       </w:r>
       <w:r>
         <w:rPr>
           <w:rStyle w:val="VerbatimChar"/>
+          <w:lang w:val="es-ES"/>
         </w:rPr>
         <w:t xml:space="preserve">network</w:t>
       </w:r>
       <w:r>
-        <w:t xml:space="preserve"> </w:t>
-      </w:r>
-      <w:r>
+        <w:rPr>
+          <w:lang w:val="es-ES"/>
+        </w:rPr>
+        <w:t xml:space="preserve"> </w:t>
+      </w:r>
+      <w:r>
+        <w:rPr>
+          <w:lang w:val="es-ES"/>
+        </w:rPr>
         <w:t xml:space="preserve">o wildcard incorrecta).</w:t>
       </w:r>
     </w:p>

--- a/docx/07-ospf/boletin-U07-avanzado-resuelto.docx
+++ b/docx/07-ospf/boletin-U07-avanzado-resuelto.docx
@@ -15,9 +15,6 @@
             <w:pStyle w:val="TOCHeading"/>
           </w:pPr>
           <w:r>
-            <w:rPr>
-              <w:lang w:val="es-ES"/>
-            </w:rPr>
             <w:t xml:space="preserve">Table of Contents</w:t>
           </w:r>
         </w:p>
@@ -37,9 +34,6 @@
         <w:pStyle w:val="Heading1"/>
       </w:pPr>
       <w:r>
-        <w:rPr>
-          <w:lang w:val="es-ES"/>
-        </w:rPr>
         <w:t xml:space="preserve">Boletín UD7 — Avanzado (Resuelto)</w:t>
       </w:r>
     </w:p>
@@ -50,9 +44,6 @@
         <w:pStyle w:val="Heading1"/>
       </w:pPr>
       <w:r>
-        <w:rPr>
-          <w:lang w:val="es-ES"/>
-        </w:rPr>
         <w:t xml:space="preserve">✅ Boletín UD7 — Avanzado (Resuelto)</w:t>
       </w:r>
     </w:p>
@@ -69,9 +60,6 @@
         <w:pStyle w:val="Heading2"/>
       </w:pPr>
       <w:r>
-        <w:rPr>
-          <w:lang w:val="es-ES"/>
-        </w:rPr>
         <w:t xml:space="preserve">1. Configuración OSPF multiárea</w:t>
       </w:r>
     </w:p>
@@ -83,7 +71,6 @@
         <w:rPr>
           <w:b/>
           <w:bCs/>
-          <w:lang w:val="es-ES"/>
         </w:rPr>
         <w:t xml:space="preserve">R1:</w:t>
       </w:r>
@@ -341,7 +328,6 @@
         <w:rPr>
           <w:b/>
           <w:bCs/>
-          <w:lang w:val="es-ES"/>
         </w:rPr>
         <w:t xml:space="preserve">R2 (ABR):</w:t>
       </w:r>
@@ -542,7 +528,6 @@
         <w:rPr>
           <w:b/>
           <w:bCs/>
-          <w:lang w:val="es-ES"/>
         </w:rPr>
         <w:t xml:space="preserve">R3:</w:t>
       </w:r>
@@ -742,9 +727,6 @@
         <w:pStyle w:val="Heading2"/>
       </w:pPr>
       <w:r>
-        <w:rPr>
-          <w:lang w:val="es-ES"/>
-        </w:rPr>
         <w:t xml:space="preserve">2. Diagnóstico OSPF</w:t>
       </w:r>
     </w:p>
@@ -759,20 +741,13 @@
         <w:rPr>
           <w:b/>
           <w:bCs/>
-          <w:lang w:val="es-ES"/>
         </w:rPr>
         <w:t xml:space="preserve">FULL/DR:</w:t>
       </w:r>
       <w:r>
-        <w:rPr>
-          <w:lang w:val="es-ES"/>
-        </w:rPr>
-        <w:t xml:space="preserve"> </w:t>
-      </w:r>
-      <w:r>
-        <w:rPr>
-          <w:lang w:val="es-ES"/>
-        </w:rPr>
+        <w:t xml:space="preserve"> </w:t>
+      </w:r>
+      <w:r>
         <w:t xml:space="preserve">El vecino 3.3.3.3 es el DR y la adyacencia está completa (FULL). Es normal en Ethernet.</w:t>
       </w:r>
     </w:p>
@@ -787,20 +762,13 @@
         <w:rPr>
           <w:b/>
           <w:bCs/>
-          <w:lang w:val="es-ES"/>
         </w:rPr>
         <w:t xml:space="preserve">2WAY/DROTHER:</w:t>
       </w:r>
       <w:r>
-        <w:rPr>
-          <w:lang w:val="es-ES"/>
-        </w:rPr>
-        <w:t xml:space="preserve"> </w:t>
-      </w:r>
-      <w:r>
-        <w:rPr>
-          <w:lang w:val="es-ES"/>
-        </w:rPr>
+        <w:t xml:space="preserve"> </w:t>
+      </w:r>
+      <w:r>
         <w:t xml:space="preserve">El vecino 4.4.4.4 no es DR ni BDR (DROTHER). La adyacencia está en 2WAY, que es el estado normal entre DROTHERS (no intercambian LSAs directamente, solo con el DR).</w:t>
       </w:r>
     </w:p>
@@ -815,20 +783,13 @@
         <w:rPr>
           <w:b/>
           <w:bCs/>
-          <w:lang w:val="es-ES"/>
         </w:rPr>
         <w:t xml:space="preserve">Porque no es necesario.</w:t>
       </w:r>
       <w:r>
-        <w:rPr>
-          <w:lang w:val="es-ES"/>
-        </w:rPr>
-        <w:t xml:space="preserve"> </w:t>
-      </w:r>
-      <w:r>
-        <w:rPr>
-          <w:lang w:val="es-ES"/>
-        </w:rPr>
+        <w:t xml:space="preserve"> </w:t>
+      </w:r>
+      <w:r>
         <w:t xml:space="preserve">En redes multiacceso, los DROTHERS solo forman adyacencia FULL con el DR y BDR. Entre DROTHERS se quedan en 2WAY.</w:t>
       </w:r>
     </w:p>
@@ -843,20 +804,13 @@
         <w:rPr>
           <w:b/>
           <w:bCs/>
-          <w:lang w:val="es-ES"/>
         </w:rPr>
         <w:t xml:space="preserve">No se ve directamente.</w:t>
       </w:r>
       <w:r>
-        <w:rPr>
-          <w:lang w:val="es-ES"/>
-        </w:rPr>
-        <w:t xml:space="preserve"> </w:t>
-      </w:r>
-      <w:r>
-        <w:rPr>
-          <w:lang w:val="es-ES"/>
-        </w:rPr>
+        <w:t xml:space="preserve"> </w:t>
+      </w:r>
+      <w:r>
         <w:t xml:space="preserve">Pero por contexto, si este router tiene vecinos en G0/0 y G0/1, su Router ID podría ser otro (el más alto de sus loopbacks o interfaces físicas).</w:t>
       </w:r>
     </w:p>
@@ -867,9 +821,6 @@
         <w:pStyle w:val="Heading2"/>
       </w:pPr>
       <w:r>
-        <w:rPr>
-          <w:lang w:val="es-ES"/>
-        </w:rPr>
         <w:t xml:space="preserve">3. Redistribución OSPF</w:t>
       </w:r>
     </w:p>
@@ -883,20 +834,13 @@
       <w:r>
         <w:rPr>
           <w:rStyle w:val="VerbatimChar"/>
-          <w:lang w:val="es-ES"/>
         </w:rPr>
         <w:t xml:space="preserve">redistribute static subnets</w:t>
       </w:r>
       <w:r>
-        <w:rPr>
-          <w:lang w:val="es-ES"/>
-        </w:rPr>
-        <w:t xml:space="preserve"> </w:t>
-      </w:r>
-      <w:r>
-        <w:rPr>
-          <w:lang w:val="es-ES"/>
-        </w:rPr>
+        <w:t xml:space="preserve"> </w:t>
+      </w:r>
+      <w:r>
         <w:t xml:space="preserve">inyecta las rutas estáticas configuradas en el router al proceso OSPF, para que otros routers OSPF aprendan esas rutas.</w:t>
       </w:r>
     </w:p>
@@ -911,20 +855,13 @@
         <w:rPr>
           <w:b/>
           <w:bCs/>
-          <w:lang w:val="es-ES"/>
         </w:rPr>
         <w:t xml:space="preserve">Dos rutas:</w:t>
       </w:r>
       <w:r>
-        <w:rPr>
-          <w:lang w:val="es-ES"/>
-        </w:rPr>
-        <w:t xml:space="preserve"> </w:t>
-      </w:r>
-      <w:r>
-        <w:rPr>
-          <w:lang w:val="es-ES"/>
-        </w:rPr>
+        <w:t xml:space="preserve"> </w:t>
+      </w:r>
+      <w:r>
         <w:t xml:space="preserve">la ruta por defecto (0.0.0.0/0) y la ruta estática 10.100.0.0/16.</w:t>
       </w:r>
     </w:p>
@@ -939,45 +876,28 @@
         <w:rPr>
           <w:b/>
           <w:bCs/>
-          <w:lang w:val="es-ES"/>
         </w:rPr>
         <w:t xml:space="preserve">Sí.</w:t>
       </w:r>
       <w:r>
-        <w:rPr>
-          <w:lang w:val="es-ES"/>
-        </w:rPr>
-        <w:t xml:space="preserve"> </w:t>
-      </w:r>
-      <w:r>
-        <w:rPr>
-          <w:lang w:val="es-ES"/>
-        </w:rPr>
+        <w:t xml:space="preserve"> </w:t>
+      </w:r>
+      <w:r>
         <w:t xml:space="preserve">La redistribución +</w:t>
       </w:r>
       <w:r>
-        <w:rPr>
-          <w:lang w:val="es-ES"/>
-        </w:rPr>
         <w:t xml:space="preserve"> </w:t>
       </w:r>
       <w:r>
         <w:rPr>
           <w:rStyle w:val="VerbatimChar"/>
-          <w:lang w:val="es-ES"/>
         </w:rPr>
         <w:t xml:space="preserve">default-information originate</w:t>
       </w:r>
       <w:r>
-        <w:rPr>
-          <w:lang w:val="es-ES"/>
-        </w:rPr>
-        <w:t xml:space="preserve"> </w:t>
-      </w:r>
-      <w:r>
-        <w:rPr>
-          <w:lang w:val="es-ES"/>
-        </w:rPr>
+        <w:t xml:space="preserve"> </w:t>
+      </w:r>
+      <w:r>
         <w:t xml:space="preserve">propaga ambas rutas a todos los routers OSPF en todas las áreas.</w:t>
       </w:r>
     </w:p>
@@ -988,9 +908,6 @@
         <w:pStyle w:val="Heading2"/>
       </w:pPr>
       <w:r>
-        <w:rPr>
-          <w:lang w:val="es-ES"/>
-        </w:rPr>
         <w:t xml:space="preserve">4. Cambio de coste OSPF</w:t>
       </w:r>
     </w:p>
@@ -1005,106 +922,68 @@
         <w:rPr>
           <w:b/>
           <w:bCs/>
-          <w:lang w:val="es-ES"/>
         </w:rPr>
         <w:t xml:space="preserve">Camino A</w:t>
       </w:r>
       <w:r>
-        <w:rPr>
-          <w:lang w:val="es-ES"/>
-        </w:rPr>
-        <w:t xml:space="preserve"> </w:t>
-      </w:r>
-      <w:r>
-        <w:rPr>
-          <w:lang w:val="es-ES"/>
-        </w:rPr>
+        <w:t xml:space="preserve"> </w:t>
+      </w:r>
+      <w:r>
         <w:t xml:space="preserve">(R1→R2→R3, 2 enlaces Gigabit) tiene coste</w:t>
       </w:r>
       <w:r>
-        <w:rPr>
-          <w:lang w:val="es-ES"/>
-        </w:rPr>
-        <w:t xml:space="preserve"> </w:t>
-      </w:r>
-      <w:r>
-        <w:rPr>
-          <w:b/>
-          <w:bCs/>
-          <w:lang w:val="es-ES"/>
+        <w:t xml:space="preserve"> </w:t>
+      </w:r>
+      <w:r>
+        <w:rPr>
+          <w:b/>
+          <w:bCs/>
         </w:rPr>
         <w:t xml:space="preserve">1+1 = 2</w:t>
       </w:r>
       <w:r>
-        <w:rPr>
-          <w:lang w:val="es-ES"/>
-        </w:rPr>
         <w:t xml:space="preserve">. El</w:t>
       </w:r>
       <w:r>
-        <w:rPr>
-          <w:lang w:val="es-ES"/>
-        </w:rPr>
-        <w:t xml:space="preserve"> </w:t>
-      </w:r>
-      <w:r>
-        <w:rPr>
-          <w:b/>
-          <w:bCs/>
-          <w:lang w:val="es-ES"/>
+        <w:t xml:space="preserve"> </w:t>
+      </w:r>
+      <w:r>
+        <w:rPr>
+          <w:b/>
+          <w:bCs/>
         </w:rPr>
         <w:t xml:space="preserve">Camino B</w:t>
       </w:r>
       <w:r>
-        <w:rPr>
-          <w:lang w:val="es-ES"/>
-        </w:rPr>
-        <w:t xml:space="preserve"> </w:t>
-      </w:r>
-      <w:r>
-        <w:rPr>
-          <w:lang w:val="es-ES"/>
-        </w:rPr>
+        <w:t xml:space="preserve"> </w:t>
+      </w:r>
+      <w:r>
         <w:t xml:space="preserve">(R1→R4→R5→R3, 3 enlaces FastEthernet) tiene coste</w:t>
       </w:r>
       <w:r>
-        <w:rPr>
-          <w:lang w:val="es-ES"/>
-        </w:rPr>
-        <w:t xml:space="preserve"> </w:t>
-      </w:r>
-      <w:r>
-        <w:rPr>
-          <w:b/>
-          <w:bCs/>
-          <w:lang w:val="es-ES"/>
+        <w:t xml:space="preserve"> </w:t>
+      </w:r>
+      <w:r>
+        <w:rPr>
+          <w:b/>
+          <w:bCs/>
         </w:rPr>
         <w:t xml:space="preserve">1+1+1 = 3</w:t>
       </w:r>
       <w:r>
-        <w:rPr>
-          <w:lang w:val="es-ES"/>
-        </w:rPr>
         <w:t xml:space="preserve">. OSPF elige el camino con menor coste total:</w:t>
       </w:r>
       <w:r>
-        <w:rPr>
-          <w:lang w:val="es-ES"/>
-        </w:rPr>
-        <w:t xml:space="preserve"> </w:t>
-      </w:r>
-      <w:r>
-        <w:rPr>
-          <w:b/>
-          <w:bCs/>
-          <w:lang w:val="es-ES"/>
+        <w:t xml:space="preserve"> </w:t>
+      </w:r>
+      <w:r>
+        <w:rPr>
+          <w:b/>
+          <w:bCs/>
         </w:rPr>
         <w:t xml:space="preserve">el Camino A</w:t>
       </w:r>
       <w:r>
-        <w:rPr>
-          <w:lang w:val="es-ES"/>
-        </w:rPr>
         <w:t xml:space="preserve">. el mismo coste si todos los enlaces son del mismo tipo. Si ambos tienen coste 1+1+1 vs 1+1+1+1, gana el de 3 saltos (menos coste).</w:t>
       </w:r>
     </w:p>
@@ -1116,9 +995,6 @@
         </w:numPr>
       </w:pPr>
       <w:r>
-        <w:rPr>
-          <w:lang w:val="es-ES"/>
-        </w:rPr>
         <w:t xml:space="preserve">Para forzar el Camino B, aumentar el coste en los enlaces de A:</w:t>
       </w:r>
     </w:p>
@@ -1171,45 +1047,28 @@
       <w:r>
         <w:rPr>
           <w:rStyle w:val="VerbatimChar"/>
-          <w:lang w:val="es-ES"/>
         </w:rPr>
         <w:t xml:space="preserve">show ip ospf interface</w:t>
       </w:r>
       <w:r>
-        <w:rPr>
-          <w:lang w:val="es-ES"/>
-        </w:rPr>
-        <w:t xml:space="preserve"> </w:t>
-      </w:r>
-      <w:r>
-        <w:rPr>
-          <w:lang w:val="es-ES"/>
-        </w:rPr>
+        <w:t xml:space="preserve"> </w:t>
+      </w:r>
+      <w:r>
         <w:t xml:space="preserve">o</w:t>
       </w:r>
       <w:r>
-        <w:rPr>
-          <w:lang w:val="es-ES"/>
-        </w:rPr>
         <w:t xml:space="preserve"> </w:t>
       </w:r>
       <w:r>
         <w:rPr>
           <w:rStyle w:val="VerbatimChar"/>
-          <w:lang w:val="es-ES"/>
         </w:rPr>
         <w:t xml:space="preserve">show ip route</w:t>
       </w:r>
       <w:r>
-        <w:rPr>
-          <w:lang w:val="es-ES"/>
-        </w:rPr>
-        <w:t xml:space="preserve"> </w:t>
-      </w:r>
-      <w:r>
-        <w:rPr>
-          <w:lang w:val="es-ES"/>
-        </w:rPr>
+        <w:t xml:space="preserve"> </w:t>
+      </w:r>
+      <w:r>
         <w:t xml:space="preserve">muestra el coste de cada ruta.</w:t>
       </w:r>
     </w:p>
@@ -1220,9 +1079,6 @@
         <w:pStyle w:val="Heading2"/>
       </w:pPr>
       <w:r>
-        <w:rPr>
-          <w:lang w:val="es-ES"/>
-        </w:rPr>
         <w:t xml:space="preserve">5. DR/BDR election</w:t>
       </w:r>
     </w:p>
@@ -1237,46 +1093,29 @@
         <w:rPr>
           <w:b/>
           <w:bCs/>
-          <w:lang w:val="es-ES"/>
         </w:rPr>
         <w:t xml:space="preserve">DR: R3</w:t>
       </w:r>
       <w:r>
-        <w:rPr>
-          <w:lang w:val="es-ES"/>
-        </w:rPr>
-        <w:t xml:space="preserve"> </w:t>
-      </w:r>
-      <w:r>
-        <w:rPr>
-          <w:lang w:val="es-ES"/>
-        </w:rPr>
+        <w:t xml:space="preserve"> </w:t>
+      </w:r>
+      <w:r>
         <w:t xml:space="preserve">(prioridad 10, la más alta).</w:t>
       </w:r>
       <w:r>
-        <w:rPr>
-          <w:lang w:val="es-ES"/>
-        </w:rPr>
-        <w:t xml:space="preserve"> </w:t>
-      </w:r>
-      <w:r>
-        <w:rPr>
-          <w:b/>
-          <w:bCs/>
-          <w:lang w:val="es-ES"/>
+        <w:t xml:space="preserve"> </w:t>
+      </w:r>
+      <w:r>
+        <w:rPr>
+          <w:b/>
+          <w:bCs/>
         </w:rPr>
         <w:t xml:space="preserve">BDR: R4</w:t>
       </w:r>
       <w:r>
-        <w:rPr>
-          <w:lang w:val="es-ES"/>
-        </w:rPr>
-        <w:t xml:space="preserve"> </w:t>
-      </w:r>
-      <w:r>
-        <w:rPr>
-          <w:lang w:val="es-ES"/>
-        </w:rPr>
+        <w:t xml:space="preserve"> </w:t>
+      </w:r>
+      <w:r>
         <w:t xml:space="preserve">(prioridad 5, segunda más alta).</w:t>
       </w:r>
     </w:p>
@@ -1288,61 +1127,38 @@
         </w:numPr>
       </w:pPr>
       <w:r>
-        <w:rPr>
-          <w:lang w:val="es-ES"/>
-        </w:rPr>
         <w:t xml:space="preserve">Prioridad</w:t>
       </w:r>
       <w:r>
-        <w:rPr>
-          <w:lang w:val="es-ES"/>
-        </w:rPr>
-        <w:t xml:space="preserve"> </w:t>
-      </w:r>
-      <w:r>
-        <w:rPr>
-          <w:b/>
-          <w:bCs/>
-          <w:lang w:val="es-ES"/>
+        <w:t xml:space="preserve"> </w:t>
+      </w:r>
+      <w:r>
+        <w:rPr>
+          <w:b/>
+          <w:bCs/>
         </w:rPr>
         <w:t xml:space="preserve">0</w:t>
       </w:r>
       <w:r>
-        <w:rPr>
-          <w:lang w:val="es-ES"/>
-        </w:rPr>
-        <w:t xml:space="preserve"> </w:t>
-      </w:r>
-      <w:r>
-        <w:rPr>
-          <w:lang w:val="es-ES"/>
-        </w:rPr>
+        <w:t xml:space="preserve"> </w:t>
+      </w:r>
+      <w:r>
         <w:t xml:space="preserve">significa que el router</w:t>
       </w:r>
       <w:r>
-        <w:rPr>
-          <w:lang w:val="es-ES"/>
-        </w:rPr>
-        <w:t xml:space="preserve"> </w:t>
-      </w:r>
-      <w:r>
-        <w:rPr>
-          <w:b/>
-          <w:bCs/>
-          <w:lang w:val="es-ES"/>
+        <w:t xml:space="preserve"> </w:t>
+      </w:r>
+      <w:r>
+        <w:rPr>
+          <w:b/>
+          <w:bCs/>
         </w:rPr>
         <w:t xml:space="preserve">no participa</w:t>
       </w:r>
       <w:r>
-        <w:rPr>
-          <w:lang w:val="es-ES"/>
-        </w:rPr>
-        <w:t xml:space="preserve"> </w:t>
-      </w:r>
-      <w:r>
-        <w:rPr>
-          <w:lang w:val="es-ES"/>
-        </w:rPr>
+        <w:t xml:space="preserve"> </w:t>
+      </w:r>
+      <w:r>
         <w:t xml:space="preserve">en la elección de DR/BDR. Nunca será DR ni BDR.</w:t>
       </w:r>
     </w:p>
@@ -1354,35 +1170,22 @@
         </w:numPr>
       </w:pPr>
       <w:r>
-        <w:rPr>
-          <w:lang w:val="es-ES"/>
-        </w:rPr>
         <w:t xml:space="preserve">Cambiar la</w:t>
       </w:r>
       <w:r>
-        <w:rPr>
-          <w:lang w:val="es-ES"/>
-        </w:rPr>
-        <w:t xml:space="preserve"> </w:t>
-      </w:r>
-      <w:r>
-        <w:rPr>
-          <w:b/>
-          <w:bCs/>
-          <w:lang w:val="es-ES"/>
+        <w:t xml:space="preserve"> </w:t>
+      </w:r>
+      <w:r>
+        <w:rPr>
+          <w:b/>
+          <w:bCs/>
         </w:rPr>
         <w:t xml:space="preserve">prioridad</w:t>
       </w:r>
       <w:r>
-        <w:rPr>
-          <w:lang w:val="es-ES"/>
-        </w:rPr>
-        <w:t xml:space="preserve"> </w:t>
-      </w:r>
-      <w:r>
-        <w:rPr>
-          <w:lang w:val="es-ES"/>
-        </w:rPr>
+        <w:t xml:space="preserve"> </w:t>
+      </w:r>
+      <w:r>
         <w:t xml:space="preserve">de R1 a un valor más alto que 10:</w:t>
       </w:r>
     </w:p>
@@ -1433,9 +1236,6 @@
         </w:numPr>
       </w:pPr>
       <w:r>
-        <w:rPr>
-          <w:lang w:val="es-ES"/>
-        </w:rPr>
         <w:t xml:space="preserve">(Nota: la elección solo ocurre al iniciar OSPF o al reiniciar el proceso)</w:t>
       </w:r>
     </w:p>
@@ -1446,9 +1246,6 @@
         <w:pStyle w:val="Heading2"/>
       </w:pPr>
       <w:r>
-        <w:rPr>
-          <w:lang w:val="es-ES"/>
-        </w:rPr>
         <w:t xml:space="preserve">6. Troubleshooting OSPF</w:t>
       </w:r>
     </w:p>
@@ -1460,45 +1257,28 @@
         <w:rPr>
           <w:b/>
           <w:bCs/>
-          <w:lang w:val="es-ES"/>
         </w:rPr>
         <w:t xml:space="preserve">Paso 1:</w:t>
       </w:r>
       <w:r>
-        <w:rPr>
-          <w:lang w:val="es-ES"/>
-        </w:rPr>
-        <w:t xml:space="preserve"> </w:t>
-      </w:r>
-      <w:r>
-        <w:rPr>
-          <w:lang w:val="es-ES"/>
-        </w:rPr>
+        <w:t xml:space="preserve"> </w:t>
+      </w:r>
+      <w:r>
         <w:t xml:space="preserve">Verificar conectividad capa 3 →</w:t>
       </w:r>
       <w:r>
-        <w:rPr>
-          <w:lang w:val="es-ES"/>
-        </w:rPr>
         <w:t xml:space="preserve"> </w:t>
       </w:r>
       <w:r>
         <w:rPr>
           <w:rStyle w:val="VerbatimChar"/>
-          <w:lang w:val="es-ES"/>
         </w:rPr>
         <w:t xml:space="preserve">ping</w:t>
       </w:r>
       <w:r>
-        <w:rPr>
-          <w:lang w:val="es-ES"/>
-        </w:rPr>
-        <w:t xml:space="preserve"> </w:t>
-      </w:r>
-      <w:r>
-        <w:rPr>
-          <w:lang w:val="es-ES"/>
-        </w:rPr>
+        <w:t xml:space="preserve"> </w:t>
+      </w:r>
+      <w:r>
         <w:t xml:space="preserve">entre routers vecinos. Si no hay ping, el problema está en capa 1 o 2.</w:t>
       </w:r>
     </w:p>
@@ -1510,57 +1290,34 @@
         <w:rPr>
           <w:b/>
           <w:bCs/>
-          <w:lang w:val="es-ES"/>
         </w:rPr>
         <w:t xml:space="preserve">Paso 2:</w:t>
       </w:r>
       <w:r>
-        <w:rPr>
-          <w:lang w:val="es-ES"/>
-        </w:rPr>
-        <w:t xml:space="preserve"> </w:t>
-      </w:r>
-      <w:r>
-        <w:rPr>
-          <w:lang w:val="es-ES"/>
-        </w:rPr>
+        <w:t xml:space="preserve"> </w:t>
+      </w:r>
+      <w:r>
         <w:t xml:space="preserve">Verificar que las interfaces están activas →</w:t>
       </w:r>
       <w:r>
-        <w:rPr>
-          <w:lang w:val="es-ES"/>
-        </w:rPr>
         <w:t xml:space="preserve"> </w:t>
       </w:r>
       <w:r>
         <w:rPr>
           <w:rStyle w:val="VerbatimChar"/>
-          <w:lang w:val="es-ES"/>
         </w:rPr>
         <w:t xml:space="preserve">show ip interface brief</w:t>
       </w:r>
       <w:r>
-        <w:rPr>
-          <w:lang w:val="es-ES"/>
-        </w:rPr>
         <w:t xml:space="preserve">. Buscar</w:t>
       </w:r>
       <w:r>
-        <w:rPr>
-          <w:lang w:val="es-ES"/>
-        </w:rPr>
-        <w:t xml:space="preserve"> </w:t>
-      </w:r>
-      <w:r>
-        <w:rPr>
-          <w:lang w:val="es-ES"/>
-        </w:rPr>
+        <w:t xml:space="preserve"> </w:t>
+      </w:r>
+      <w:r>
         <w:t xml:space="preserve">“up/up”</w:t>
       </w:r>
       <w:r>
-        <w:rPr>
-          <w:lang w:val="es-ES"/>
-        </w:rPr>
         <w:t xml:space="preserve">.</w:t>
       </w:r>
     </w:p>
@@ -1572,39 +1329,25 @@
         <w:rPr>
           <w:b/>
           <w:bCs/>
-          <w:lang w:val="es-ES"/>
         </w:rPr>
         <w:t xml:space="preserve">Paso 3:</w:t>
       </w:r>
       <w:r>
-        <w:rPr>
-          <w:lang w:val="es-ES"/>
-        </w:rPr>
-        <w:t xml:space="preserve"> </w:t>
-      </w:r>
-      <w:r>
-        <w:rPr>
-          <w:lang w:val="es-ES"/>
-        </w:rPr>
+        <w:t xml:space="preserve"> </w:t>
+      </w:r>
+      <w:r>
         <w:t xml:space="preserve">Verificar que OSPF está configurado →</w:t>
       </w:r>
       <w:r>
-        <w:rPr>
-          <w:lang w:val="es-ES"/>
-        </w:rPr>
         <w:t xml:space="preserve"> </w:t>
       </w:r>
       <w:r>
         <w:rPr>
           <w:rStyle w:val="VerbatimChar"/>
-          <w:lang w:val="es-ES"/>
         </w:rPr>
         <w:t xml:space="preserve">show ip protocols</w:t>
       </w:r>
       <w:r>
-        <w:rPr>
-          <w:lang w:val="es-ES"/>
-        </w:rPr>
         <w:t xml:space="preserve">. Debe mostrar OSPF con Router ID y redes declaradas.</w:t>
       </w:r>
     </w:p>
@@ -1616,100 +1359,58 @@
         <w:rPr>
           <w:b/>
           <w:bCs/>
-          <w:lang w:val="es-ES"/>
         </w:rPr>
         <w:t xml:space="preserve">Paso 4:</w:t>
       </w:r>
       <w:r>
-        <w:rPr>
-          <w:lang w:val="es-ES"/>
-        </w:rPr>
-        <w:t xml:space="preserve"> </w:t>
-      </w:r>
-      <w:r>
-        <w:rPr>
-          <w:lang w:val="es-ES"/>
-        </w:rPr>
+        <w:t xml:space="preserve"> </w:t>
+      </w:r>
+      <w:r>
         <w:t xml:space="preserve">Verificar vecinos →</w:t>
       </w:r>
       <w:r>
-        <w:rPr>
-          <w:lang w:val="es-ES"/>
-        </w:rPr>
         <w:t xml:space="preserve"> </w:t>
       </w:r>
       <w:r>
         <w:rPr>
           <w:rStyle w:val="VerbatimChar"/>
-          <w:lang w:val="es-ES"/>
         </w:rPr>
         <w:t xml:space="preserve">show ip ospf neighbor</w:t>
       </w:r>
       <w:r>
-        <w:rPr>
-          <w:lang w:val="es-ES"/>
-        </w:rPr>
         <w:t xml:space="preserve">. Si no hay vecinos, comprobar:</w:t>
       </w:r>
       <w:r>
-        <w:rPr>
-          <w:lang w:val="es-ES"/>
-        </w:rPr>
-        <w:t xml:space="preserve"> </w:t>
-      </w:r>
-      <w:r>
-        <w:rPr>
-          <w:lang w:val="es-ES"/>
-        </w:rPr>
+        <w:t xml:space="preserve"> </w:t>
+      </w:r>
+      <w:r>
         <w:t xml:space="preserve">-</w:t>
       </w:r>
       <w:r>
-        <w:rPr>
-          <w:lang w:val="es-ES"/>
-        </w:rPr>
         <w:t xml:space="preserve"> </w:t>
       </w:r>
       <w:r>
         <w:rPr>
           <w:rStyle w:val="VerbatimChar"/>
-          <w:lang w:val="es-ES"/>
         </w:rPr>
         <w:t xml:space="preserve">network</w:t>
       </w:r>
       <w:r>
-        <w:rPr>
-          <w:lang w:val="es-ES"/>
-        </w:rPr>
-        <w:t xml:space="preserve"> </w:t>
-      </w:r>
-      <w:r>
-        <w:rPr>
-          <w:lang w:val="es-ES"/>
-        </w:rPr>
+        <w:t xml:space="preserve"> </w:t>
+      </w:r>
+      <w:r>
         <w:t xml:space="preserve">declarada correctamente (wildcard, área)</w:t>
       </w:r>
       <w:r>
-        <w:rPr>
-          <w:lang w:val="es-ES"/>
-        </w:rPr>
-        <w:t xml:space="preserve"> </w:t>
-      </w:r>
-      <w:r>
-        <w:rPr>
-          <w:lang w:val="es-ES"/>
-        </w:rPr>
+        <w:t xml:space="preserve"> </w:t>
+      </w:r>
+      <w:r>
         <w:t xml:space="preserve">- Hello/Dead timers coinciden (por defecto 10/40 en broadcast)</w:t>
       </w:r>
       <w:r>
-        <w:rPr>
-          <w:lang w:val="es-ES"/>
-        </w:rPr>
-        <w:t xml:space="preserve"> </w:t>
-      </w:r>
-      <w:r>
-        <w:rPr>
-          <w:lang w:val="es-ES"/>
-        </w:rPr>
+        <w:t xml:space="preserve"> </w:t>
+      </w:r>
+      <w:r>
         <w:t xml:space="preserve">- No hay ACL bloqueando protocolo 89 (OSPF)</w:t>
       </w:r>
     </w:p>
@@ -1721,39 +1422,25 @@
         <w:rPr>
           <w:b/>
           <w:bCs/>
-          <w:lang w:val="es-ES"/>
         </w:rPr>
         <w:t xml:space="preserve">Paso 5:</w:t>
       </w:r>
       <w:r>
-        <w:rPr>
-          <w:lang w:val="es-ES"/>
-        </w:rPr>
-        <w:t xml:space="preserve"> </w:t>
-      </w:r>
-      <w:r>
-        <w:rPr>
-          <w:lang w:val="es-ES"/>
-        </w:rPr>
+        <w:t xml:space="preserve"> </w:t>
+      </w:r>
+      <w:r>
         <w:t xml:space="preserve">Verificar LSDB →</w:t>
       </w:r>
       <w:r>
-        <w:rPr>
-          <w:lang w:val="es-ES"/>
-        </w:rPr>
         <w:t xml:space="preserve"> </w:t>
       </w:r>
       <w:r>
         <w:rPr>
           <w:rStyle w:val="VerbatimChar"/>
-          <w:lang w:val="es-ES"/>
         </w:rPr>
         <w:t xml:space="preserve">show ip ospf database</w:t>
       </w:r>
       <w:r>
-        <w:rPr>
-          <w:lang w:val="es-ES"/>
-        </w:rPr>
         <w:t xml:space="preserve">. Debe haber LSAs de todos los routers.</w:t>
       </w:r>
     </w:p>
@@ -1765,39 +1452,25 @@
         <w:rPr>
           <w:b/>
           <w:bCs/>
-          <w:lang w:val="es-ES"/>
         </w:rPr>
         <w:t xml:space="preserve">Paso 6:</w:t>
       </w:r>
       <w:r>
-        <w:rPr>
-          <w:lang w:val="es-ES"/>
-        </w:rPr>
-        <w:t xml:space="preserve"> </w:t>
-      </w:r>
-      <w:r>
-        <w:rPr>
-          <w:lang w:val="es-ES"/>
-        </w:rPr>
+        <w:t xml:space="preserve"> </w:t>
+      </w:r>
+      <w:r>
         <w:t xml:space="preserve">Verificar tabla de rutas →</w:t>
       </w:r>
       <w:r>
-        <w:rPr>
-          <w:lang w:val="es-ES"/>
-        </w:rPr>
         <w:t xml:space="preserve"> </w:t>
       </w:r>
       <w:r>
         <w:rPr>
           <w:rStyle w:val="VerbatimChar"/>
-          <w:lang w:val="es-ES"/>
         </w:rPr>
         <w:t xml:space="preserve">show ip route ospf</w:t>
       </w:r>
       <w:r>
-        <w:rPr>
-          <w:lang w:val="es-ES"/>
-        </w:rPr>
         <w:t xml:space="preserve">. Las rutas deben aparecer con prefijo O (OSPF).</w:t>
       </w:r>
     </w:p>
@@ -1808,9 +1481,6 @@
         <w:pStyle w:val="Heading2"/>
       </w:pPr>
       <w:r>
-        <w:rPr>
-          <w:lang w:val="es-ES"/>
-        </w:rPr>
         <w:t xml:space="preserve">7. Elección DR/BDR en otro segmento</w:t>
       </w:r>
     </w:p>
@@ -1825,46 +1495,29 @@
         <w:rPr>
           <w:b/>
           <w:bCs/>
-          <w:lang w:val="es-ES"/>
         </w:rPr>
         <w:t xml:space="preserve">DR: R-B</w:t>
       </w:r>
       <w:r>
-        <w:rPr>
-          <w:lang w:val="es-ES"/>
-        </w:rPr>
-        <w:t xml:space="preserve"> </w:t>
-      </w:r>
-      <w:r>
-        <w:rPr>
-          <w:lang w:val="es-ES"/>
-        </w:rPr>
+        <w:t xml:space="preserve"> </w:t>
+      </w:r>
+      <w:r>
         <w:t xml:space="preserve">(prioridad 200, la más alta).</w:t>
       </w:r>
       <w:r>
-        <w:rPr>
-          <w:lang w:val="es-ES"/>
-        </w:rPr>
-        <w:t xml:space="preserve"> </w:t>
-      </w:r>
-      <w:r>
-        <w:rPr>
-          <w:b/>
-          <w:bCs/>
-          <w:lang w:val="es-ES"/>
+        <w:t xml:space="preserve"> </w:t>
+      </w:r>
+      <w:r>
+        <w:rPr>
+          <w:b/>
+          <w:bCs/>
         </w:rPr>
         <w:t xml:space="preserve">BDR: R-C</w:t>
       </w:r>
       <w:r>
-        <w:rPr>
-          <w:lang w:val="es-ES"/>
-        </w:rPr>
-        <w:t xml:space="preserve"> </w:t>
-      </w:r>
-      <w:r>
-        <w:rPr>
-          <w:lang w:val="es-ES"/>
-        </w:rPr>
+        <w:t xml:space="preserve"> </w:t>
+      </w:r>
+      <w:r>
         <w:t xml:space="preserve">(prioridad 150, segunda más alta).</w:t>
       </w:r>
     </w:p>
@@ -1879,60 +1532,39 @@
         <w:rPr>
           <w:b/>
           <w:bCs/>
-          <w:lang w:val="es-ES"/>
         </w:rPr>
         <w:t xml:space="preserve">R-D</w:t>
       </w:r>
       <w:r>
-        <w:rPr>
-          <w:lang w:val="es-ES"/>
-        </w:rPr>
-        <w:t xml:space="preserve"> </w:t>
-      </w:r>
-      <w:r>
-        <w:rPr>
-          <w:lang w:val="es-ES"/>
-        </w:rPr>
+        <w:t xml:space="preserve"> </w:t>
+      </w:r>
+      <w:r>
         <w:t xml:space="preserve">tiene prioridad</w:t>
       </w:r>
       <w:r>
-        <w:rPr>
-          <w:lang w:val="es-ES"/>
-        </w:rPr>
-        <w:t xml:space="preserve"> </w:t>
-      </w:r>
-      <w:r>
-        <w:rPr>
-          <w:b/>
-          <w:bCs/>
-          <w:lang w:val="es-ES"/>
+        <w:t xml:space="preserve"> </w:t>
+      </w:r>
+      <w:r>
+        <w:rPr>
+          <w:b/>
+          <w:bCs/>
         </w:rPr>
         <w:t xml:space="preserve">0</w:t>
       </w:r>
       <w:r>
-        <w:rPr>
-          <w:lang w:val="es-ES"/>
-        </w:rPr>
         <w:t xml:space="preserve">: no participa en la elección. Solo actuará como</w:t>
       </w:r>
       <w:r>
-        <w:rPr>
-          <w:lang w:val="es-ES"/>
-        </w:rPr>
-        <w:t xml:space="preserve"> </w:t>
-      </w:r>
-      <w:r>
-        <w:rPr>
-          <w:b/>
-          <w:bCs/>
-          <w:lang w:val="es-ES"/>
+        <w:t xml:space="preserve"> </w:t>
+      </w:r>
+      <w:r>
+        <w:rPr>
+          <w:b/>
+          <w:bCs/>
         </w:rPr>
         <w:t xml:space="preserve">DROTHER</w:t>
       </w:r>
       <w:r>
-        <w:rPr>
-          <w:lang w:val="es-ES"/>
-        </w:rPr>
         <w:t xml:space="preserve">, sincronizándose con el DR y el BDR sin poder ser elegido.</w:t>
       </w:r>
     </w:p>
@@ -1947,46 +1579,29 @@
         <w:rPr>
           <w:b/>
           <w:bCs/>
-          <w:lang w:val="es-ES"/>
         </w:rPr>
         <w:t xml:space="preserve">R-B</w:t>
       </w:r>
       <w:r>
-        <w:rPr>
-          <w:lang w:val="es-ES"/>
-        </w:rPr>
-        <w:t xml:space="preserve"> </w:t>
-      </w:r>
-      <w:r>
-        <w:rPr>
-          <w:lang w:val="es-ES"/>
-        </w:rPr>
+        <w:t xml:space="preserve"> </w:t>
+      </w:r>
+      <w:r>
         <w:t xml:space="preserve">— con prioridades empatadas (1 = 1), el desempate lo hace el</w:t>
       </w:r>
       <w:r>
-        <w:rPr>
-          <w:lang w:val="es-ES"/>
-        </w:rPr>
-        <w:t xml:space="preserve"> </w:t>
-      </w:r>
-      <w:r>
-        <w:rPr>
-          <w:b/>
-          <w:bCs/>
-          <w:lang w:val="es-ES"/>
+        <w:t xml:space="preserve"> </w:t>
+      </w:r>
+      <w:r>
+        <w:rPr>
+          <w:b/>
+          <w:bCs/>
         </w:rPr>
         <w:t xml:space="preserve">Router ID más alto</w:t>
       </w:r>
       <w:r>
-        <w:rPr>
-          <w:lang w:val="es-ES"/>
-        </w:rPr>
-        <w:t xml:space="preserve"> </w:t>
-      </w:r>
-      <w:r>
-        <w:rPr>
-          <w:lang w:val="es-ES"/>
-        </w:rPr>
+        <w:t xml:space="preserve"> </w:t>
+      </w:r>
+      <w:r>
         <w:t xml:space="preserve">(10.0.0.2 &gt; 10.0.0.1). La prioridad manda primero; el Router ID solo decide empates.</w:t>
       </w:r>
     </w:p>
@@ -2001,46 +1616,29 @@
         <w:rPr>
           <w:b/>
           <w:bCs/>
-          <w:lang w:val="es-ES"/>
         </w:rPr>
         <w:t xml:space="preserve">No cambia.</w:t>
       </w:r>
       <w:r>
-        <w:rPr>
-          <w:lang w:val="es-ES"/>
-        </w:rPr>
-        <w:t xml:space="preserve"> </w:t>
-      </w:r>
-      <w:r>
-        <w:rPr>
-          <w:lang w:val="es-ES"/>
-        </w:rPr>
+        <w:t xml:space="preserve"> </w:t>
+      </w:r>
+      <w:r>
         <w:t xml:space="preserve">La elección de DR/BDR solo ocurre al arrancar OSPF o al reiniciar el proceso; subir la prioridad de R-C a 255 no destrona al DR ya elegido (R-B). Para que cambie tendrías que</w:t>
       </w:r>
       <w:r>
-        <w:rPr>
-          <w:lang w:val="es-ES"/>
-        </w:rPr>
-        <w:t xml:space="preserve"> </w:t>
-      </w:r>
-      <w:r>
-        <w:rPr>
-          <w:b/>
-          <w:bCs/>
-          <w:lang w:val="es-ES"/>
+        <w:t xml:space="preserve"> </w:t>
+      </w:r>
+      <w:r>
+        <w:rPr>
+          <w:b/>
+          <w:bCs/>
         </w:rPr>
         <w:t xml:space="preserve">reiniciar el proceso OSPF</w:t>
       </w:r>
       <w:r>
-        <w:rPr>
-          <w:lang w:val="es-ES"/>
-        </w:rPr>
-        <w:t xml:space="preserve"> </w:t>
-      </w:r>
-      <w:r>
-        <w:rPr>
-          <w:lang w:val="es-ES"/>
-        </w:rPr>
+        <w:t xml:space="preserve"> </w:t>
+      </w:r>
+      <w:r>
         <w:t xml:space="preserve">(o el router) en los routers del segmento, y entonces R-C (prioridad 255) ganaría.</w:t>
       </w:r>
     </w:p>
@@ -2051,9 +1649,6 @@
         <w:pStyle w:val="Heading2"/>
       </w:pPr>
       <w:r>
-        <w:rPr>
-          <w:lang w:val="es-ES"/>
-        </w:rPr>
         <w:t xml:space="preserve">8. La adyacencia que no levanta</w:t>
       </w:r>
     </w:p>
@@ -2065,61 +1660,38 @@
         </w:numPr>
       </w:pPr>
       <w:r>
-        <w:rPr>
-          <w:lang w:val="es-ES"/>
-        </w:rPr>
         <w:t xml:space="preserve">Al funcionar el ping, queda</w:t>
       </w:r>
       <w:r>
-        <w:rPr>
-          <w:lang w:val="es-ES"/>
-        </w:rPr>
-        <w:t xml:space="preserve"> </w:t>
-      </w:r>
-      <w:r>
-        <w:rPr>
-          <w:b/>
-          <w:bCs/>
-          <w:lang w:val="es-ES"/>
+        <w:t xml:space="preserve"> </w:t>
+      </w:r>
+      <w:r>
+        <w:rPr>
+          <w:b/>
+          <w:bCs/>
         </w:rPr>
         <w:t xml:space="preserve">descartado el plano físico/enlace y la capa 3</w:t>
       </w:r>
       <w:r>
-        <w:rPr>
-          <w:lang w:val="es-ES"/>
-        </w:rPr>
-        <w:t xml:space="preserve"> </w:t>
-      </w:r>
-      <w:r>
-        <w:rPr>
-          <w:lang w:val="es-ES"/>
-        </w:rPr>
+        <w:t xml:space="preserve"> </w:t>
+      </w:r>
+      <w:r>
         <w:t xml:space="preserve">del enlace: las IPs se alcanzan. El problema está en el</w:t>
       </w:r>
       <w:r>
-        <w:rPr>
-          <w:lang w:val="es-ES"/>
-        </w:rPr>
-        <w:t xml:space="preserve"> </w:t>
-      </w:r>
-      <w:r>
-        <w:rPr>
-          <w:b/>
-          <w:bCs/>
-          <w:lang w:val="es-ES"/>
+        <w:t xml:space="preserve"> </w:t>
+      </w:r>
+      <w:r>
+        <w:rPr>
+          <w:b/>
+          <w:bCs/>
         </w:rPr>
         <w:t xml:space="preserve">plano OSPF</w:t>
       </w:r>
       <w:r>
-        <w:rPr>
-          <w:lang w:val="es-ES"/>
-        </w:rPr>
-        <w:t xml:space="preserve"> </w:t>
-      </w:r>
-      <w:r>
-        <w:rPr>
-          <w:lang w:val="es-ES"/>
-        </w:rPr>
+        <w:t xml:space="preserve"> </w:t>
+      </w:r>
+      <w:r>
         <w:t xml:space="preserve">(configuración lógica del protocolo), no en la conectividad.</w:t>
       </w:r>
     </w:p>
@@ -2134,7 +1706,6 @@
         <w:rPr>
           <w:b/>
           <w:bCs/>
-          <w:lang w:val="es-ES"/>
         </w:rPr>
         <w:t xml:space="preserve">Orden de diagnóstico:</w:t>
       </w:r>
@@ -2150,46 +1721,29 @@
       <w:r>
         <w:rPr>
           <w:rStyle w:val="VerbatimChar"/>
-          <w:lang w:val="es-ES"/>
         </w:rPr>
         <w:t xml:space="preserve">show ip protocols</w:t>
       </w:r>
       <w:r>
-        <w:rPr>
-          <w:lang w:val="es-ES"/>
-        </w:rPr>
-        <w:t xml:space="preserve"> </w:t>
-      </w:r>
-      <w:r>
-        <w:rPr>
-          <w:lang w:val="es-ES"/>
-        </w:rPr>
+        <w:t xml:space="preserve"> </w:t>
+      </w:r>
+      <w:r>
         <w:t xml:space="preserve">→ comprobar que OSPF arranca en ambos, que el</w:t>
       </w:r>
       <w:r>
-        <w:rPr>
-          <w:lang w:val="es-ES"/>
-        </w:rPr>
-        <w:t xml:space="preserve"> </w:t>
-      </w:r>
-      <w:r>
-        <w:rPr>
-          <w:b/>
-          <w:bCs/>
-          <w:lang w:val="es-ES"/>
+        <w:t xml:space="preserve"> </w:t>
+      </w:r>
+      <w:r>
+        <w:rPr>
+          <w:b/>
+          <w:bCs/>
         </w:rPr>
         <w:t xml:space="preserve">Router ID</w:t>
       </w:r>
       <w:r>
-        <w:rPr>
-          <w:lang w:val="es-ES"/>
-        </w:rPr>
-        <w:t xml:space="preserve"> </w:t>
-      </w:r>
-      <w:r>
-        <w:rPr>
-          <w:lang w:val="es-ES"/>
-        </w:rPr>
+        <w:t xml:space="preserve"> </w:t>
+      </w:r>
+      <w:r>
         <w:t xml:space="preserve">no está duplicado y que las redes declaradas incluyen el enlace Serial.</w:t>
       </w:r>
     </w:p>
@@ -2204,118 +1758,74 @@
       <w:r>
         <w:rPr>
           <w:rStyle w:val="VerbatimChar"/>
-          <w:lang w:val="es-ES"/>
         </w:rPr>
         <w:t xml:space="preserve">show ip ospf interface</w:t>
       </w:r>
       <w:r>
-        <w:rPr>
-          <w:lang w:val="es-ES"/>
-        </w:rPr>
-        <w:t xml:space="preserve"> </w:t>
-      </w:r>
-      <w:r>
-        <w:rPr>
-          <w:lang w:val="es-ES"/>
-        </w:rPr>
+        <w:t xml:space="preserve"> </w:t>
+      </w:r>
+      <w:r>
         <w:t xml:space="preserve">→ confirmar en ambos routers que la interfaz</w:t>
       </w:r>
       <w:r>
-        <w:rPr>
-          <w:lang w:val="es-ES"/>
-        </w:rPr>
-        <w:t xml:space="preserve"> </w:t>
-      </w:r>
-      <w:r>
-        <w:rPr>
-          <w:b/>
-          <w:bCs/>
-          <w:lang w:val="es-ES"/>
+        <w:t xml:space="preserve"> </w:t>
+      </w:r>
+      <w:r>
+        <w:rPr>
+          <w:b/>
+          <w:bCs/>
         </w:rPr>
         <w:t xml:space="preserve">participa</w:t>
       </w:r>
       <w:r>
-        <w:rPr>
-          <w:lang w:val="es-ES"/>
-        </w:rPr>
-        <w:t xml:space="preserve"> </w:t>
-      </w:r>
-      <w:r>
-        <w:rPr>
-          <w:lang w:val="es-ES"/>
-        </w:rPr>
+        <w:t xml:space="preserve"> </w:t>
+      </w:r>
+      <w:r>
         <w:t xml:space="preserve">en OSPF, y comparar</w:t>
       </w:r>
       <w:r>
-        <w:rPr>
-          <w:lang w:val="es-ES"/>
-        </w:rPr>
-        <w:t xml:space="preserve"> </w:t>
-      </w:r>
-      <w:r>
-        <w:rPr>
-          <w:b/>
-          <w:bCs/>
-          <w:lang w:val="es-ES"/>
+        <w:t xml:space="preserve"> </w:t>
+      </w:r>
+      <w:r>
+        <w:rPr>
+          <w:b/>
+          <w:bCs/>
         </w:rPr>
         <w:t xml:space="preserve">área</w:t>
       </w:r>
       <w:r>
-        <w:rPr>
-          <w:lang w:val="es-ES"/>
-        </w:rPr>
         <w:t xml:space="preserve">,</w:t>
       </w:r>
       <w:r>
-        <w:rPr>
-          <w:lang w:val="es-ES"/>
-        </w:rPr>
-        <w:t xml:space="preserve"> </w:t>
-      </w:r>
-      <w:r>
-        <w:rPr>
-          <w:b/>
-          <w:bCs/>
-          <w:lang w:val="es-ES"/>
+        <w:t xml:space="preserve"> </w:t>
+      </w:r>
+      <w:r>
+        <w:rPr>
+          <w:b/>
+          <w:bCs/>
         </w:rPr>
         <w:t xml:space="preserve">wildcard</w:t>
       </w:r>
       <w:r>
-        <w:rPr>
-          <w:lang w:val="es-ES"/>
-        </w:rPr>
-        <w:t xml:space="preserve"> </w:t>
-      </w:r>
-      <w:r>
-        <w:rPr>
-          <w:lang w:val="es-ES"/>
-        </w:rPr>
+        <w:t xml:space="preserve"> </w:t>
+      </w:r>
+      <w:r>
         <w:t xml:space="preserve">y</w:t>
       </w:r>
       <w:r>
-        <w:rPr>
-          <w:lang w:val="es-ES"/>
-        </w:rPr>
-        <w:t xml:space="preserve"> </w:t>
-      </w:r>
-      <w:r>
-        <w:rPr>
-          <w:b/>
-          <w:bCs/>
-          <w:lang w:val="es-ES"/>
+        <w:t xml:space="preserve"> </w:t>
+      </w:r>
+      <w:r>
+        <w:rPr>
+          <w:b/>
+          <w:bCs/>
         </w:rPr>
         <w:t xml:space="preserve">timers</w:t>
       </w:r>
       <w:r>
-        <w:rPr>
-          <w:lang w:val="es-ES"/>
-        </w:rPr>
-        <w:t xml:space="preserve"> </w:t>
-      </w:r>
-      <w:r>
-        <w:rPr>
-          <w:lang w:val="es-ES"/>
-        </w:rPr>
+        <w:t xml:space="preserve"> </w:t>
+      </w:r>
+      <w:r>
         <w:t xml:space="preserve">(Hello/Dead). Si no aparece, la red no está declarada o la wildcard está mal.</w:t>
       </w:r>
     </w:p>
@@ -2328,54 +1838,34 @@
         </w:numPr>
       </w:pPr>
       <w:r>
-        <w:rPr>
-          <w:lang w:val="es-ES"/>
-        </w:rPr>
         <w:t xml:space="preserve">Verificar que el</w:t>
       </w:r>
       <w:r>
-        <w:rPr>
-          <w:lang w:val="es-ES"/>
-        </w:rPr>
-        <w:t xml:space="preserve"> </w:t>
-      </w:r>
-      <w:r>
-        <w:rPr>
-          <w:b/>
-          <w:bCs/>
-          <w:lang w:val="es-ES"/>
+        <w:t xml:space="preserve"> </w:t>
+      </w:r>
+      <w:r>
+        <w:rPr>
+          <w:b/>
+          <w:bCs/>
         </w:rPr>
         <w:t xml:space="preserve">área</w:t>
       </w:r>
       <w:r>
-        <w:rPr>
-          <w:lang w:val="es-ES"/>
-        </w:rPr>
-        <w:t xml:space="preserve"> </w:t>
-      </w:r>
-      <w:r>
-        <w:rPr>
-          <w:lang w:val="es-ES"/>
-        </w:rPr>
+        <w:t xml:space="preserve"> </w:t>
+      </w:r>
+      <w:r>
         <w:t xml:space="preserve">coincide en los dos lados del enlace (revisar el</w:t>
       </w:r>
       <w:r>
-        <w:rPr>
-          <w:lang w:val="es-ES"/>
-        </w:rPr>
         <w:t xml:space="preserve"> </w:t>
       </w:r>
       <w:r>
         <w:rPr>
           <w:rStyle w:val="VerbatimChar"/>
-          <w:lang w:val="es-ES"/>
         </w:rPr>
         <w:t xml:space="preserve">network ... area X</w:t>
       </w:r>
       <w:r>
-        <w:rPr>
-          <w:lang w:val="es-ES"/>
-        </w:rPr>
         <w:t xml:space="preserve">).</w:t>
       </w:r>
     </w:p>
@@ -2388,54 +1878,34 @@
         </w:numPr>
       </w:pPr>
       <w:r>
-        <w:rPr>
-          <w:lang w:val="es-ES"/>
-        </w:rPr>
         <w:t xml:space="preserve">Comparar los</w:t>
       </w:r>
       <w:r>
-        <w:rPr>
-          <w:lang w:val="es-ES"/>
-        </w:rPr>
-        <w:t xml:space="preserve"> </w:t>
-      </w:r>
-      <w:r>
-        <w:rPr>
-          <w:b/>
-          <w:bCs/>
-          <w:lang w:val="es-ES"/>
+        <w:t xml:space="preserve"> </w:t>
+      </w:r>
+      <w:r>
+        <w:rPr>
+          <w:b/>
+          <w:bCs/>
         </w:rPr>
         <w:t xml:space="preserve">timers Hello/Dead</w:t>
       </w:r>
       <w:r>
-        <w:rPr>
-          <w:lang w:val="es-ES"/>
-        </w:rPr>
-        <w:t xml:space="preserve"> </w:t>
-      </w:r>
-      <w:r>
-        <w:rPr>
-          <w:lang w:val="es-ES"/>
-        </w:rPr>
+        <w:t xml:space="preserve"> </w:t>
+      </w:r>
+      <w:r>
         <w:t xml:space="preserve">en ambos lados con</w:t>
       </w:r>
       <w:r>
-        <w:rPr>
-          <w:lang w:val="es-ES"/>
-        </w:rPr>
         <w:t xml:space="preserve"> </w:t>
       </w:r>
       <w:r>
         <w:rPr>
           <w:rStyle w:val="VerbatimChar"/>
-          <w:lang w:val="es-ES"/>
         </w:rPr>
         <w:t xml:space="preserve">show ip ospf interface</w:t>
       </w:r>
       <w:r>
-        <w:rPr>
-          <w:lang w:val="es-ES"/>
-        </w:rPr>
         <w:t xml:space="preserve">: deben coincidir (por defecto 10/40 en broadcast y punto a punto Serial; solo en redes NBMA son 30/120). Si uno quedó con valores distintos, no forman vecindad.</w:t>
       </w:r>
     </w:p>
@@ -2450,72 +1920,45 @@
       <w:r>
         <w:rPr>
           <w:rStyle w:val="VerbatimChar"/>
-          <w:lang w:val="es-ES"/>
         </w:rPr>
         <w:t xml:space="preserve">show access-lists</w:t>
       </w:r>
       <w:r>
-        <w:rPr>
-          <w:lang w:val="es-ES"/>
-        </w:rPr>
-        <w:t xml:space="preserve"> </w:t>
-      </w:r>
-      <w:r>
-        <w:rPr>
-          <w:lang w:val="es-ES"/>
-        </w:rPr>
+        <w:t xml:space="preserve"> </w:t>
+      </w:r>
+      <w:r>
         <w:t xml:space="preserve">(y contadores en la interfaz) → descartar una</w:t>
       </w:r>
       <w:r>
-        <w:rPr>
-          <w:lang w:val="es-ES"/>
-        </w:rPr>
-        <w:t xml:space="preserve"> </w:t>
-      </w:r>
-      <w:r>
-        <w:rPr>
-          <w:b/>
-          <w:bCs/>
-          <w:lang w:val="es-ES"/>
+        <w:t xml:space="preserve"> </w:t>
+      </w:r>
+      <w:r>
+        <w:rPr>
+          <w:b/>
+          <w:bCs/>
         </w:rPr>
         <w:t xml:space="preserve">ACL</w:t>
       </w:r>
       <w:r>
-        <w:rPr>
-          <w:lang w:val="es-ES"/>
-        </w:rPr>
-        <w:t xml:space="preserve"> </w:t>
-      </w:r>
-      <w:r>
-        <w:rPr>
-          <w:lang w:val="es-ES"/>
-        </w:rPr>
+        <w:t xml:space="preserve"> </w:t>
+      </w:r>
+      <w:r>
         <w:t xml:space="preserve">que bloquee el</w:t>
       </w:r>
       <w:r>
-        <w:rPr>
-          <w:lang w:val="es-ES"/>
-        </w:rPr>
-        <w:t xml:space="preserve"> </w:t>
-      </w:r>
-      <w:r>
-        <w:rPr>
-          <w:b/>
-          <w:bCs/>
-          <w:lang w:val="es-ES"/>
+        <w:t xml:space="preserve"> </w:t>
+      </w:r>
+      <w:r>
+        <w:rPr>
+          <w:b/>
+          <w:bCs/>
         </w:rPr>
         <w:t xml:space="preserve">protocolo 89 (OSPF)</w:t>
       </w:r>
       <w:r>
-        <w:rPr>
-          <w:lang w:val="es-ES"/>
-        </w:rPr>
-        <w:t xml:space="preserve"> </w:t>
-      </w:r>
-      <w:r>
-        <w:rPr>
-          <w:lang w:val="es-ES"/>
-        </w:rPr>
+        <w:t xml:space="preserve"> </w:t>
+      </w:r>
+      <w:r>
         <w:t xml:space="preserve">en el sentido de entrada/salida.</w:t>
       </w:r>
     </w:p>
@@ -2528,34 +1971,21 @@
         </w:numPr>
       </w:pPr>
       <w:r>
-        <w:rPr>
-          <w:lang w:val="es-ES"/>
-        </w:rPr>
         <w:t xml:space="preserve">Solo si todo lo anterior está bien, subir un nivel:</w:t>
       </w:r>
       <w:r>
-        <w:rPr>
-          <w:lang w:val="es-ES"/>
-        </w:rPr>
         <w:t xml:space="preserve"> </w:t>
       </w:r>
       <w:r>
         <w:rPr>
           <w:rStyle w:val="VerbatimChar"/>
-          <w:lang w:val="es-ES"/>
         </w:rPr>
         <w:t xml:space="preserve">debug ip ospf events</w:t>
       </w:r>
       <w:r>
-        <w:rPr>
-          <w:lang w:val="es-ES"/>
-        </w:rPr>
-        <w:t xml:space="preserve"> </w:t>
-      </w:r>
-      <w:r>
-        <w:rPr>
-          <w:lang w:val="es-ES"/>
-        </w:rPr>
+        <w:t xml:space="preserve"> </w:t>
+      </w:r>
+      <w:r>
         <w:t xml:space="preserve">(con cuidado) para ver por qué se rechaza el Hello.</w:t>
       </w:r>
     </w:p>
@@ -2570,59 +2000,38 @@
       <w:r>
         <w:rPr>
           <w:rStyle w:val="VerbatimChar"/>
-          <w:lang w:val="es-ES"/>
         </w:rPr>
         <w:t xml:space="preserve">show ip ospf interface &lt;interfaz&gt;</w:t>
       </w:r>
       <w:r>
-        <w:rPr>
-          <w:lang w:val="es-ES"/>
-        </w:rPr>
         <w:t xml:space="preserve">: si la interfaz aparece listada con su área y sus timers, está</w:t>
       </w:r>
       <w:r>
-        <w:rPr>
-          <w:lang w:val="es-ES"/>
-        </w:rPr>
-        <w:t xml:space="preserve"> </w:t>
-      </w:r>
-      <w:r>
-        <w:rPr>
-          <w:b/>
-          <w:bCs/>
-          <w:lang w:val="es-ES"/>
+        <w:t xml:space="preserve"> </w:t>
+      </w:r>
+      <w:r>
+        <w:rPr>
+          <w:b/>
+          <w:bCs/>
         </w:rPr>
         <w:t xml:space="preserve">participando en OSPF sin ambigüedad</w:t>
       </w:r>
       <w:r>
-        <w:rPr>
-          <w:lang w:val="es-ES"/>
-        </w:rPr>
         <w:t xml:space="preserve">. Si no sale, OSPF no la tiene declarada (falta</w:t>
       </w:r>
       <w:r>
-        <w:rPr>
-          <w:lang w:val="es-ES"/>
-        </w:rPr>
         <w:t xml:space="preserve"> </w:t>
       </w:r>
       <w:r>
         <w:rPr>
           <w:rStyle w:val="VerbatimChar"/>
-          <w:lang w:val="es-ES"/>
         </w:rPr>
         <w:t xml:space="preserve">network</w:t>
       </w:r>
       <w:r>
-        <w:rPr>
-          <w:lang w:val="es-ES"/>
-        </w:rPr>
-        <w:t xml:space="preserve"> </w:t>
-      </w:r>
-      <w:r>
-        <w:rPr>
-          <w:lang w:val="es-ES"/>
-        </w:rPr>
+        <w:t xml:space="preserve"> </w:t>
+      </w:r>
+      <w:r>
         <w:t xml:space="preserve">o wildcard incorrecta).</w:t>
       </w:r>
     </w:p>

--- a/docx/07-ospf/boletin-U07-avanzado-resuelto.docx
+++ b/docx/07-ospf/boletin-U07-avanzado-resuelto.docx
@@ -28,23 +28,23 @@
         </w:p>
       </w:sdtContent>
     </w:sdt>
-    <w:bookmarkStart w:id="9" w:name="boletín-ud7-avanzado-resuelto"/>
+    <w:bookmarkStart w:id="9" w:name="boletín-de-ospf-avanzado-resuelto"/>
     <w:p>
       <w:pPr>
         <w:pStyle w:val="Heading1"/>
       </w:pPr>
       <w:r>
-        <w:t xml:space="preserve">Boletín UD7 — Avanzado (Resuelto)</w:t>
+        <w:t xml:space="preserve">Boletín de OSPF — Avanzado (Resuelto)</w:t>
       </w:r>
     </w:p>
     <w:bookmarkEnd w:id="9"/>
-    <w:bookmarkStart w:id="18" w:name="boletín-ud7-avanzado-resuelto-1"/>
+    <w:bookmarkStart w:id="18" w:name="boletín-de-ospf-avanzado-resuelto-1"/>
     <w:p>
       <w:pPr>
         <w:pStyle w:val="Heading1"/>
       </w:pPr>
       <w:r>
-        <w:t xml:space="preserve">✅ Boletín UD7 — Avanzado (Resuelto)</w:t>
+        <w:t xml:space="preserve">✅ Boletín de OSPF — Avanzado (Resuelto)</w:t>
       </w:r>
     </w:p>
     <w:p>

--- a/docx/07-ospf/boletin-U07-avanzado-resuelto.docx
+++ b/docx/07-ospf/boletin-U07-avanzado-resuelto.docx
@@ -805,13 +805,56 @@
           <w:b/>
           <w:bCs/>
         </w:rPr>
-        <w:t xml:space="preserve">No se ve directamente.</w:t>
-      </w:r>
-      <w:r>
-        <w:t xml:space="preserve"> </w:t>
-      </w:r>
-      <w:r>
-        <w:t xml:space="preserve">Pero por contexto, si este router tiene vecinos en G0/0 y G0/1, su Router ID podría ser otro (el más alto de sus loopbacks o interfaces físicas).</w:t>
+        <w:t xml:space="preserve">No aparece en esa salida</w:t>
+      </w:r>
+      <w:r>
+        <w:t xml:space="preserve"> </w:t>
+      </w:r>
+      <w:r>
+        <w:t xml:space="preserve">(los</w:t>
+      </w:r>
+      <w:r>
+        <w:t xml:space="preserve"> </w:t>
+      </w:r>
+      <w:r>
+        <w:rPr>
+          <w:rStyle w:val="VerbatimChar"/>
+        </w:rPr>
+        <w:t xml:space="preserve">Neighbor ID</w:t>
+      </w:r>
+      <w:r>
+        <w:t xml:space="preserve"> </w:t>
+      </w:r>
+      <w:r>
+        <w:t xml:space="preserve">son los de los vecinos): no es 3.3.3.3 ni 4.4.4.4, y a juzgar por los estados este router es</w:t>
+      </w:r>
+      <w:r>
+        <w:t xml:space="preserve"> </w:t>
+      </w:r>
+      <w:r>
+        <w:rPr>
+          <w:b/>
+          <w:bCs/>
+        </w:rPr>
+        <w:t xml:space="preserve">DROTHER</w:t>
+      </w:r>
+      <w:r>
+        <w:t xml:space="preserve"> </w:t>
+      </w:r>
+      <w:r>
+        <w:t xml:space="preserve">— si fuera BDR, el vecino 4.4.4.4 estaría en FULL con él, no en 2WAY. El tuyo lo ves con</w:t>
+      </w:r>
+      <w:r>
+        <w:t xml:space="preserve"> </w:t>
+      </w:r>
+      <w:r>
+        <w:rPr>
+          <w:rStyle w:val="VerbatimChar"/>
+        </w:rPr>
+        <w:t xml:space="preserve">show ip ospf</w:t>
+      </w:r>
+      <w:r>
+        <w:t xml:space="preserve">.</w:t>
       </w:r>
     </w:p>
     <w:bookmarkEnd w:id="11"/>
@@ -883,22 +926,31 @@
         <w:t xml:space="preserve"> </w:t>
       </w:r>
       <w:r>
-        <w:t xml:space="preserve">La redistribución +</w:t>
-      </w:r>
-      <w:r>
-        <w:t xml:space="preserve"> </w:t>
-      </w:r>
-      <w:r>
         <w:rPr>
           <w:rStyle w:val="VerbatimChar"/>
         </w:rPr>
+        <w:t xml:space="preserve">redistribute static subnets</w:t>
+      </w:r>
+      <w:r>
+        <w:t xml:space="preserve"> </w:t>
+      </w:r>
+      <w:r>
+        <w:t xml:space="preserve">inyecta en OSPF las dos estáticas de la tabla (tanto la 10.100.0.0/16 como la 0.0.0.0/0) y</w:t>
+      </w:r>
+      <w:r>
+        <w:t xml:space="preserve"> </w:t>
+      </w:r>
+      <w:r>
+        <w:rPr>
+          <w:rStyle w:val="VerbatimChar"/>
+        </w:rPr>
         <w:t xml:space="preserve">default-information originate</w:t>
       </w:r>
       <w:r>
         <w:t xml:space="preserve"> </w:t>
       </w:r>
       <w:r>
-        <w:t xml:space="preserve">propaga ambas rutas a todos los routers OSPF en todas las áreas.</w:t>
+        <w:t xml:space="preserve">se asegura de anunciar además la ruta por defecto como externa E2: entre los dos comandos, todos los routers OSPF terminan aprendiendo las dos rutas.</w:t>
       </w:r>
     </w:p>
     <w:bookmarkEnd w:id="12"/>
@@ -939,7 +991,7 @@
           <w:b/>
           <w:bCs/>
         </w:rPr>
-        <w:t xml:space="preserve">1+1 = 2</w:t>
+        <w:t xml:space="preserve">1 + 1 = 2</w:t>
       </w:r>
       <w:r>
         <w:t xml:space="preserve">. El</w:t>
@@ -968,10 +1020,10 @@
           <w:b/>
           <w:bCs/>
         </w:rPr>
-        <w:t xml:space="preserve">1+1+1 = 3</w:t>
-      </w:r>
-      <w:r>
-        <w:t xml:space="preserve">. OSPF elige el camino con menor coste total:</w:t>
+        <w:t xml:space="preserve">1 + 1 + 1 = 3</w:t>
+      </w:r>
+      <w:r>
+        <w:t xml:space="preserve">. OSPF elige el de menor coste total:</w:t>
       </w:r>
       <w:r>
         <w:t xml:space="preserve"> </w:t>
@@ -984,7 +1036,7 @@
         <w:t xml:space="preserve">el Camino A</w:t>
       </w:r>
       <w:r>
-        <w:t xml:space="preserve">. el mismo coste si todos los enlaces son del mismo tipo. Si ambos tienen coste 1+1+1 vs 1+1+1+1, gana el de 3 saltos (menos coste).</w:t>
+        <w:t xml:space="preserve">.</w:t>
       </w:r>
     </w:p>
     <w:p>
@@ -1127,49 +1179,6 @@
         </w:numPr>
       </w:pPr>
       <w:r>
-        <w:t xml:space="preserve">Prioridad</w:t>
-      </w:r>
-      <w:r>
-        <w:t xml:space="preserve"> </w:t>
-      </w:r>
-      <w:r>
-        <w:rPr>
-          <w:b/>
-          <w:bCs/>
-        </w:rPr>
-        <w:t xml:space="preserve">0</w:t>
-      </w:r>
-      <w:r>
-        <w:t xml:space="preserve"> </w:t>
-      </w:r>
-      <w:r>
-        <w:t xml:space="preserve">significa que el router</w:t>
-      </w:r>
-      <w:r>
-        <w:t xml:space="preserve"> </w:t>
-      </w:r>
-      <w:r>
-        <w:rPr>
-          <w:b/>
-          <w:bCs/>
-        </w:rPr>
-        <w:t xml:space="preserve">no participa</w:t>
-      </w:r>
-      <w:r>
-        <w:t xml:space="preserve"> </w:t>
-      </w:r>
-      <w:r>
-        <w:t xml:space="preserve">en la elección de DR/BDR. Nunca será DR ni BDR.</w:t>
-      </w:r>
-    </w:p>
-    <w:p>
-      <w:pPr>
-        <w:numPr>
-          <w:ilvl w:val="0"/>
-          <w:numId w:val="1004"/>
-        </w:numPr>
-      </w:pPr>
-      <w:r>
         <w:t xml:space="preserve">Cambiar la</w:t>
       </w:r>
       <w:r>
@@ -1236,7 +1245,7 @@
         </w:numPr>
       </w:pPr>
       <w:r>
-        <w:t xml:space="preserve">(Nota: la elección solo ocurre al iniciar OSPF o al reiniciar el proceso)</w:t>
+        <w:t xml:space="preserve">(Nota: la elección se hace al iniciar OSPF, al reiniciar el proceso o si falla el DR: el BDR asciende y se elige otro)</w:t>
       </w:r>
     </w:p>
     <w:bookmarkEnd w:id="14"/>
@@ -1623,7 +1632,7 @@
         <w:t xml:space="preserve"> </w:t>
       </w:r>
       <w:r>
-        <w:t xml:space="preserve">La elección de DR/BDR solo ocurre al arrancar OSPF o al reiniciar el proceso; subir la prioridad de R-C a 255 no destrona al DR ya elegido (R-B). Para que cambie tendrías que</w:t>
+        <w:t xml:space="preserve">La elección de DR/BDR se hace al arrancar OSPF, al reiniciar el proceso o si falla el DR (el BDR asciende); subir la prioridad de R-C a 255 no destrona al DR ya elegido (R-B). Para que cambie tendrías que</w:t>
       </w:r>
       <w:r>
         <w:t xml:space="preserve"> </w:t>
